--- a/Manual_do_Usuario_Enderecamento_de_Estoque_v2.docx
+++ b/Manual_do_Usuario_Enderecamento_de_Estoque_v2.docx
@@ -119,7 +119,7 @@
         <w:spacing w:after="100"/>
       </w:pPr>
       <w:r>
-        <w:t xml:space="preserve">Rotina do dia — cola de operação</w:t>
+        <w:t xml:space="preserve">Rotina do dia: cola de operação</w:t>
       </w:r>
     </w:p>
     <w:p>
@@ -2193,7 +2193,7 @@
           <w:sz w:val="21"/>
           <w:szCs w:val="21"/>
         </w:rPr>
-        <w:t xml:space="preserve"> — O que o sistema faz, o que não faz e como acessar</w:t>
+        <w:t xml:space="preserve">  O que o sistema faz, o que não faz e como acessar</w:t>
       </w:r>
     </w:p>
     <w:p>
@@ -2225,7 +2225,7 @@
           <w:sz w:val="21"/>
           <w:szCs w:val="21"/>
         </w:rPr>
-        <w:t xml:space="preserve"> — Setor, posição, código de endereço, UN/CX, lote, validade</w:t>
+        <w:t xml:space="preserve">  Setor, posição, código de endereço, UN/CX, lote, validade</w:t>
       </w:r>
     </w:p>
     <w:p>
@@ -2257,7 +2257,7 @@
           <w:sz w:val="21"/>
           <w:szCs w:val="21"/>
         </w:rPr>
-        <w:t xml:space="preserve"> — Menu lateral e sino de alertas</w:t>
+        <w:t xml:space="preserve">  Menu lateral e sino de alertas</w:t>
       </w:r>
     </w:p>
     <w:p>
@@ -2289,7 +2289,7 @@
           <w:sz w:val="21"/>
           <w:szCs w:val="21"/>
         </w:rPr>
-        <w:t xml:space="preserve"> — Passo a passo das tarefas do dia a dia</w:t>
+        <w:t xml:space="preserve">  Passo a passo das tarefas do dia a dia</w:t>
       </w:r>
     </w:p>
     <w:p>
@@ -2321,7 +2321,7 @@
           <w:sz w:val="21"/>
           <w:szCs w:val="21"/>
         </w:rPr>
-        <w:t xml:space="preserve"> — Validade, Histórico, Dashboard e Curva ABC</w:t>
+        <w:t xml:space="preserve">  Validade, Histórico, Dashboard e Curva ABC</w:t>
       </w:r>
     </w:p>
     <w:p>
@@ -2353,7 +2353,7 @@
           <w:sz w:val="21"/>
           <w:szCs w:val="21"/>
         </w:rPr>
-        <w:t xml:space="preserve"> — O que o sistema faz (e não faz) por você</w:t>
+        <w:t xml:space="preserve">  O que o sistema faz (e não faz) por você</w:t>
       </w:r>
     </w:p>
     <w:p>
@@ -2385,7 +2385,7 @@
           <w:sz w:val="21"/>
           <w:szCs w:val="21"/>
         </w:rPr>
-        <w:t xml:space="preserve"> — O que fazer quando algo não sai como esperado</w:t>
+        <w:t xml:space="preserve">  O que fazer quando algo não sai como esperado</w:t>
       </w:r>
     </w:p>
     <w:p>
@@ -2417,7 +2417,7 @@
           <w:sz w:val="21"/>
           <w:szCs w:val="21"/>
         </w:rPr>
-        <w:t xml:space="preserve"> — Checklist para validar o sistema e como relatar problemas</w:t>
+        <w:t xml:space="preserve">  Checklist para validar o sistema e como relatar problemas</w:t>
       </w:r>
     </w:p>
     <w:p>
@@ -2449,7 +2449,7 @@
           <w:sz w:val="21"/>
           <w:szCs w:val="21"/>
         </w:rPr>
-        <w:t xml:space="preserve"> — Termos usados neste manual</w:t>
+        <w:t xml:space="preserve">  Termos usados neste manual</w:t>
       </w:r>
     </w:p>
     <w:p>
@@ -2473,7 +2473,7 @@
           <w:sz w:val="26"/>
           <w:szCs w:val="26"/>
         </w:rPr>
-        <w:t xml:space="preserve">Anexo — arquivo de exemplo do Winthor</w:t>
+        <w:t xml:space="preserve">Arquivo de exemplo do Winthor</w:t>
       </w:r>
       <w:r>
         <w:rPr>
@@ -2481,7 +2481,7 @@
           <w:sz w:val="21"/>
           <w:szCs w:val="21"/>
         </w:rPr>
-        <w:t xml:space="preserve"> — Formato da importação com linhas de exemplo</w:t>
+        <w:t xml:space="preserve">  Formato da importação com linhas de exemplo</w:t>
       </w:r>
     </w:p>
     <w:p>
@@ -2576,7 +2576,7 @@
         <w:t xml:space="preserve">Busca de produto</w:t>
       </w:r>
       <w:r>
-        <w:t xml:space="preserve"> por nome ou código, listando as posições em que ele está — a de validade mais próxima primeiro.</w:t>
+        <w:t xml:space="preserve"> por nome ou código, listando as posições em que ele está, com a de validade mais próxima primeiro.</w:t>
       </w:r>
     </w:p>
     <w:p>
@@ -2763,7 +2763,7 @@
         <w:spacing w:after="60"/>
       </w:pPr>
       <w:r>
-        <w:t xml:space="preserve">Não gera lista ou rota de separação de pedidos — a separação é feita produto a produto.</w:t>
+        <w:t xml:space="preserve">Não gera lista ou rota de separação de pedidos. A separação é feita produto a produto.</w:t>
       </w:r>
     </w:p>
     <w:p>
@@ -2910,7 +2910,7 @@
               <w:t xml:space="preserve">primeira abertura pode levar alguns segundos</w:t>
             </w:r>
             <w:r>
-              <w:t xml:space="preserve"> a mais. É normal — aguarde a tela carregar e depois use normalmente.</w:t>
+              <w:t xml:space="preserve"> a mais. É normal. Aguarde a tela carregar e depois use normalmente.</w:t>
             </w:r>
           </w:p>
         </w:tc>
@@ -6973,7 +6973,7 @@
         <w:t xml:space="preserve">Importar</w:t>
       </w:r>
       <w:r>
-        <w:t xml:space="preserve">. Enquanto o botão mostrar "Importando…", aguarde — arquivos grandes podem levar alguns minutos. </w:t>
+        <w:t xml:space="preserve">. Enquanto o botão mostrar "Importando…", aguarde. Arquivos grandes podem levar alguns minutos. </w:t>
       </w:r>
       <w:r>
         <w:rPr>
@@ -7068,10 +7068,10 @@
           <w:b/>
           <w:bCs/>
         </w:rPr>
-        <w:t xml:space="preserve">Formato do arquivo</w:t>
-      </w:r>
-      <w:r>
-        <w:t xml:space="preserve"> — cada linha tem sempre 7 campos, separados por ponto e vírgula:</w:t>
+        <w:t xml:space="preserve">Formato do arquivo:</w:t>
+      </w:r>
+      <w:r>
+        <w:t xml:space="preserve"> cada linha tem sempre 7 campos, separados por ponto e vírgula:</w:t>
       </w:r>
     </w:p>
     <w:tbl>
@@ -8095,7 +8095,7 @@
         <w:pStyle w:val="Heading2"/>
       </w:pPr>
       <w:r>
-        <w:t xml:space="preserve">4.2 Guardar mercadoria — Posicionar Estoque</w:t>
+        <w:t xml:space="preserve">4.2 Guardar mercadoria (Posicionar Estoque)</w:t>
       </w:r>
     </w:p>
     <w:p>
@@ -8635,7 +8635,7 @@
         <w:t xml:space="preserve">sugere a posição livre mais próxima</w:t>
       </w:r>
       <w:r>
-        <w:t xml:space="preserve"> dele e a destaca no mapa. Produto que ainda não tem estoque no depósito não recebe sugestão — escolha livremente.</w:t>
+        <w:t xml:space="preserve"> dele e a destaca no mapa. Produto que ainda não tem estoque no depósito não recebe sugestão. Escolha livremente.</w:t>
       </w:r>
     </w:p>
     <w:p>
@@ -8913,7 +8913,7 @@
         <w:t xml:space="preserve">apenas um alerta</w:t>
       </w:r>
       <w:r>
-        <w:t xml:space="preserve"> — costuma indicar que saiu mercadoria no Winthor que ainda não foi baixada no mapa (ou uma importação de saldo desatualizada). Confira o produto no mapa e faça a separação ou a contagem.</w:t>
+        <w:t xml:space="preserve"> e costuma indicar que saiu mercadoria no Winthor que ainda não foi baixada no mapa (ou uma importação de saldo desatualizada). Confira o produto no mapa e faça a separação ou a contagem.</w:t>
       </w:r>
     </w:p>
     <w:p>
@@ -10027,7 +10027,7 @@
               <w:t xml:space="preserve">outro produto</w:t>
             </w:r>
             <w:r>
-              <w:t xml:space="preserve">, o sistema avisa: "Código bipado é de …, não de …. Confira a pallet." Nada é gravado — confira se pegou o pallet correto.</w:t>
+              <w:t xml:space="preserve">, o sistema avisa: "Código bipado é de …, não de …. Confira a pallet." Nada é gravado. Confira se pegou o pallet correto.</w:t>
             </w:r>
           </w:p>
           <w:p>
@@ -10307,7 +10307,7 @@
               <w:t xml:space="preserve">Confirmada</w:t>
             </w:r>
             <w:r>
-              <w:t xml:space="preserve"> — </w:t>
+              <w:t xml:space="preserve"> e </w:t>
             </w:r>
             <w:r>
               <w:rPr>
@@ -10610,7 +10610,7 @@
               <w:t xml:space="preserve">já existe</w:t>
             </w:r>
             <w:r>
-              <w:t xml:space="preserve">, o sistema não cria produto duplicado: avisa "Código já cadastrado — adicionando estoque em …" e dá a entrada no produto existente.</w:t>
+              <w:t xml:space="preserve">, o sistema não cria produto duplicado: avisa "Código já cadastrado", adiciona o estoque no produto existente e mostra o nome dele.</w:t>
             </w:r>
           </w:p>
           <w:p>
@@ -12333,7 +12333,7 @@
               <w:t xml:space="preserve">imediato e definitivo</w:t>
             </w:r>
             <w:r>
-              <w:t xml:space="preserve"> — não há botão para desfazer. </w:t>
+              <w:t xml:space="preserve">, não há botão para desfazer. </w:t>
             </w:r>
             <w:r>
               <w:rPr>
@@ -13833,7 +13833,7 @@
                 <w:sz w:val="20"/>
                 <w:szCs w:val="20"/>
               </w:rPr>
-              <w:t xml:space="preserve">Produtos que, juntos, respondem pelos primeiros 80% das saídas — os de maior giro.</w:t>
+              <w:t xml:space="preserve">Produtos que, juntos, respondem pelos primeiros 80% das saídas. São os de maior giro.</w:t>
             </w:r>
           </w:p>
         </w:tc>
@@ -13967,7 +13967,7 @@
                 <w:sz w:val="20"/>
                 <w:szCs w:val="20"/>
               </w:rPr>
-              <w:t xml:space="preserve">O restante — baixo giro.</w:t>
+              <w:t xml:space="preserve">O restante, de baixo giro.</w:t>
             </w:r>
           </w:p>
         </w:tc>
@@ -14586,10 +14586,10 @@
           <w:b/>
           <w:bCs/>
         </w:rPr>
-        <w:t xml:space="preserve">Marcar posição com problema é só um aviso</w:t>
-      </w:r>
-      <w:r>
-        <w:t xml:space="preserve"> — não bloqueia movimentações.</w:t>
+        <w:t xml:space="preserve">Marcar posição com problema é só um aviso.</w:t>
+      </w:r>
+      <w:r>
+        <w:t xml:space="preserve"> Não bloqueia movimentações.</w:t>
       </w:r>
     </w:p>
     <w:p>
@@ -20360,7 +20360,7 @@
         <w:pageBreakBefore/>
       </w:pPr>
       <w:r>
-        <w:t xml:space="preserve">Anexo A — Arquivo de exemplo do Winthor</w:t>
+        <w:t xml:space="preserve">Anexo A: arquivo de exemplo do Winthor</w:t>
       </w:r>
     </w:p>
     <w:p>
@@ -20840,7 +20840,7 @@
         <w:sz w:val="18"/>
         <w:szCs w:val="18"/>
       </w:rPr>
-      <w:t xml:space="preserve">Manual do Usuário — Endereçamento de Estoque</w:t>
+      <w:t xml:space="preserve">Manual do Usuário | Endereçamento de Estoque</w:t>
     </w:r>
     <w:r>
       <w:rPr>

--- a/Manual_do_Usuario_Enderecamento_de_Estoque_v2.docx
+++ b/Manual_do_Usuario_Enderecamento_de_Estoque_v2.docx
@@ -101,21 +101,7 @@
         <w:rPr>
           <w:color w:val="6B7280"/>
         </w:rPr>
-        <w:t xml:space="preserve">Versão para </w:t>
-      </w:r>
-      <w:proofErr w:type="gramStart"/>
-      <w:r>
-        <w:rPr>
-          <w:color w:val="6B7280"/>
-        </w:rPr>
-        <w:t>testes  •</w:t>
-      </w:r>
-      <w:proofErr w:type="gramEnd"/>
-      <w:r>
-        <w:rPr>
-          <w:color w:val="6B7280"/>
-        </w:rPr>
-        <w:t xml:space="preserve">  setembro de 2026</w:t>
+        <w:t>Versão para testes  •  setembro de 2026</w:t>
       </w:r>
     </w:p>
     <w:p>
@@ -392,19 +378,8 @@
                 <w:sz w:val="20"/>
                 <w:szCs w:val="20"/>
               </w:rPr>
-              <w:t xml:space="preserve">Importar </w:t>
-            </w:r>
-            <w:proofErr w:type="spellStart"/>
-            <w:r>
-              <w:rPr>
-                <w:b/>
-                <w:bCs/>
-                <w:sz w:val="20"/>
-                <w:szCs w:val="20"/>
-              </w:rPr>
-              <w:t>Winthor</w:t>
-            </w:r>
-            <w:proofErr w:type="spellEnd"/>
+              <w:t xml:space="preserve">Importar Winthor</w:t>
+            </w:r>
           </w:p>
         </w:tc>
         <w:tc>
@@ -433,23 +408,7 @@
                 <w:sz w:val="20"/>
                 <w:szCs w:val="20"/>
               </w:rPr>
-              <w:t xml:space="preserve">Cadastros → Importar </w:t>
-            </w:r>
-            <w:proofErr w:type="spellStart"/>
-            <w:r>
-              <w:rPr>
-                <w:sz w:val="20"/>
-                <w:szCs w:val="20"/>
-              </w:rPr>
-              <w:t>Winthor</w:t>
-            </w:r>
-            <w:proofErr w:type="spellEnd"/>
-            <w:r>
-              <w:rPr>
-                <w:sz w:val="20"/>
-                <w:szCs w:val="20"/>
-              </w:rPr>
-              <w:t>. Selecione o arquivo da D860 e clique em Importar.</w:t>
+              <w:t xml:space="preserve">Cadastros → Importar Winthor. Selecione o arquivo da D860 e clique em Importar.</w:t>
             </w:r>
           </w:p>
         </w:tc>
@@ -583,23 +542,7 @@
                 <w:sz w:val="20"/>
                 <w:szCs w:val="20"/>
               </w:rPr>
-              <w:t xml:space="preserve">Estoque → Posicionar Estoque. A lista mostra o que o </w:t>
-            </w:r>
-            <w:proofErr w:type="spellStart"/>
-            <w:r>
-              <w:rPr>
-                <w:sz w:val="20"/>
-                <w:szCs w:val="20"/>
-              </w:rPr>
-              <w:t>Winthor</w:t>
-            </w:r>
-            <w:proofErr w:type="spellEnd"/>
-            <w:r>
-              <w:rPr>
-                <w:sz w:val="20"/>
-                <w:szCs w:val="20"/>
-              </w:rPr>
-              <w:t xml:space="preserve"> tem e ainda </w:t>
+              <w:t xml:space="preserve">Estoque → Posicionar Estoque. A lista mostra o que o Winthor tem e ainda </w:t>
             </w:r>
             <w:r>
               <w:rPr>
@@ -1285,21 +1228,7 @@
                 <w:sz w:val="20"/>
                 <w:szCs w:val="20"/>
               </w:rPr>
-              <w:t xml:space="preserve">Olhe o sino </w:t>
-            </w:r>
-            <w:r>
-              <w:rPr>
-                <w:sz w:val="20"/>
-                <w:szCs w:val="20"/>
-              </w:rPr>
-              <w:t>🔔</w:t>
-            </w:r>
-            <w:r>
-              <w:rPr>
-                <w:sz w:val="20"/>
-                <w:szCs w:val="20"/>
-              </w:rPr>
-              <w:t xml:space="preserve"> no topo e a tela Estoque → Validade. Priorize o que está em Emergência.</w:t>
+              <w:t>Olhe o sino 🔔 no topo e a tela Estoque → Validade. Priorize o que está em Emergência.</w:t>
             </w:r>
           </w:p>
         </w:tc>
@@ -1532,19 +1461,8 @@
                 <w:sz w:val="20"/>
                 <w:szCs w:val="20"/>
               </w:rPr>
-              <w:t xml:space="preserve">já foi lançada no </w:t>
-            </w:r>
-            <w:proofErr w:type="spellStart"/>
-            <w:r>
-              <w:rPr>
-                <w:b/>
-                <w:bCs/>
-                <w:sz w:val="20"/>
-                <w:szCs w:val="20"/>
-              </w:rPr>
-              <w:t>Winthor</w:t>
-            </w:r>
-            <w:proofErr w:type="spellEnd"/>
+              <w:t xml:space="preserve">já foi lançada no Winthor</w:t>
+            </w:r>
           </w:p>
         </w:tc>
         <w:tc>
@@ -2004,7 +1922,7 @@
                 <w:sz w:val="20"/>
                 <w:szCs w:val="20"/>
               </w:rPr>
-              <w:t>Errei uma saída</w:t>
+              <w:t xml:space="preserve">Mudar pallet de posição</w:t>
             </w:r>
           </w:p>
         </w:tc>
@@ -2034,7 +1952,7 @@
                 <w:sz w:val="20"/>
                 <w:szCs w:val="20"/>
               </w:rPr>
-              <w:t>Estoque → Histórico → botão Desfazer (só saída em Standby e com a posição ainda livre).</w:t>
+              <w:t xml:space="preserve">Clique na posição → Mover pallet → escolha o destino livre.</w:t>
             </w:r>
           </w:p>
         </w:tc>
@@ -2064,7 +1982,7 @@
                 <w:sz w:val="20"/>
                 <w:szCs w:val="20"/>
               </w:rPr>
-              <w:t>item 4.7</w:t>
+              <w:t xml:space="preserve">item 4.10</w:t>
             </w:r>
           </w:p>
         </w:tc>
@@ -2105,7 +2023,7 @@
                 <w:sz w:val="20"/>
                 <w:szCs w:val="20"/>
               </w:rPr>
-              <w:t>A quantidade física não bate com o sistema</w:t>
+              <w:t>Errei uma saída</w:t>
             </w:r>
           </w:p>
         </w:tc>
@@ -2135,23 +2053,7 @@
                 <w:sz w:val="20"/>
                 <w:szCs w:val="20"/>
               </w:rPr>
-              <w:t xml:space="preserve">Estoque → Contagem Cíclica. O ajuste é imediato e </w:t>
-            </w:r>
-            <w:r>
-              <w:rPr>
-                <w:b/>
-                <w:bCs/>
-                <w:sz w:val="20"/>
-                <w:szCs w:val="20"/>
-              </w:rPr>
-              <w:t>não</w:t>
-            </w:r>
-            <w:r>
-              <w:rPr>
-                <w:sz w:val="20"/>
-                <w:szCs w:val="20"/>
-              </w:rPr>
-              <w:t xml:space="preserve"> pode ser desfeito.</w:t>
+              <w:t>Estoque → Histórico → botão Desfazer (só saída em Standby e com a posição ainda livre).</w:t>
             </w:r>
           </w:p>
         </w:tc>
@@ -2181,7 +2083,7 @@
                 <w:sz w:val="20"/>
                 <w:szCs w:val="20"/>
               </w:rPr>
-              <w:t>item 4.11</w:t>
+              <w:t>item 4.7</w:t>
             </w:r>
           </w:p>
         </w:tc>
@@ -2222,6 +2124,123 @@
                 <w:sz w:val="20"/>
                 <w:szCs w:val="20"/>
               </w:rPr>
+              <w:t>A quantidade física não bate com o sistema</w:t>
+            </w:r>
+          </w:p>
+        </w:tc>
+        <w:tc>
+          <w:tcPr>
+            <w:tcW w:w="4938" w:type="dxa"/>
+            <w:tcBorders>
+              <w:top w:val="single" w:sz="4" w:space="0" w:color="CBD5E1"/>
+              <w:left w:val="single" w:sz="4" w:space="0" w:color="CBD5E1"/>
+              <w:bottom w:val="single" w:sz="4" w:space="0" w:color="CBD5E1"/>
+              <w:right w:val="single" w:sz="4" w:space="0" w:color="CBD5E1"/>
+            </w:tcBorders>
+            <w:tcMar>
+              <w:top w:w="70" w:type="dxa"/>
+              <w:left w:w="110" w:type="dxa"/>
+              <w:bottom w:w="70" w:type="dxa"/>
+              <w:right w:w="110" w:type="dxa"/>
+            </w:tcMar>
+            <w:vAlign w:val="center"/>
+          </w:tcPr>
+          <w:p>
+            <w:pPr>
+              <w:spacing w:after="20"/>
+            </w:pPr>
+            <w:r>
+              <w:rPr>
+                <w:sz w:val="20"/>
+                <w:szCs w:val="20"/>
+              </w:rPr>
+              <w:t xml:space="preserve">Estoque → Contagem Cíclica. O ajuste é imediato e </w:t>
+            </w:r>
+            <w:r>
+              <w:rPr>
+                <w:b/>
+                <w:bCs/>
+                <w:sz w:val="20"/>
+                <w:szCs w:val="20"/>
+              </w:rPr>
+              <w:t>não</w:t>
+            </w:r>
+            <w:r>
+              <w:rPr>
+                <w:sz w:val="20"/>
+                <w:szCs w:val="20"/>
+              </w:rPr>
+              <w:t xml:space="preserve"> pode ser desfeito.</w:t>
+            </w:r>
+          </w:p>
+        </w:tc>
+        <w:tc>
+          <w:tcPr>
+            <w:tcW w:w="1400" w:type="dxa"/>
+            <w:tcBorders>
+              <w:top w:val="single" w:sz="4" w:space="0" w:color="CBD5E1"/>
+              <w:left w:val="single" w:sz="4" w:space="0" w:color="CBD5E1"/>
+              <w:bottom w:val="single" w:sz="4" w:space="0" w:color="CBD5E1"/>
+              <w:right w:val="single" w:sz="4" w:space="0" w:color="CBD5E1"/>
+            </w:tcBorders>
+            <w:tcMar>
+              <w:top w:w="70" w:type="dxa"/>
+              <w:left w:w="110" w:type="dxa"/>
+              <w:bottom w:w="70" w:type="dxa"/>
+              <w:right w:w="110" w:type="dxa"/>
+            </w:tcMar>
+            <w:vAlign w:val="center"/>
+          </w:tcPr>
+          <w:p>
+            <w:pPr>
+              <w:spacing w:after="20"/>
+            </w:pPr>
+            <w:r>
+              <w:rPr>
+                <w:sz w:val="20"/>
+                <w:szCs w:val="20"/>
+              </w:rPr>
+              <w:t>item 4.11</w:t>
+            </w:r>
+          </w:p>
+        </w:tc>
+      </w:tr>
+      <w:tr>
+        <w:tblPrEx>
+          <w:tblCellMar>
+            <w:top w:w="0" w:type="dxa"/>
+            <w:bottom w:w="0" w:type="dxa"/>
+          </w:tblCellMar>
+        </w:tblPrEx>
+        <w:trPr>
+          <w:cantSplit/>
+        </w:trPr>
+        <w:tc>
+          <w:tcPr>
+            <w:tcW w:w="3300" w:type="dxa"/>
+            <w:tcBorders>
+              <w:top w:val="single" w:sz="4" w:space="0" w:color="CBD5E1"/>
+              <w:left w:val="single" w:sz="4" w:space="0" w:color="CBD5E1"/>
+              <w:bottom w:val="single" w:sz="4" w:space="0" w:color="CBD5E1"/>
+              <w:right w:val="single" w:sz="4" w:space="0" w:color="CBD5E1"/>
+            </w:tcBorders>
+            <w:tcMar>
+              <w:top w:w="70" w:type="dxa"/>
+              <w:left w:w="110" w:type="dxa"/>
+              <w:bottom w:w="70" w:type="dxa"/>
+              <w:right w:w="110" w:type="dxa"/>
+            </w:tcMar>
+            <w:vAlign w:val="center"/>
+          </w:tcPr>
+          <w:p>
+            <w:pPr>
+              <w:spacing w:after="20"/>
+            </w:pPr>
+            <w:r>
+              <w:rPr>
+                <w:sz w:val="20"/>
+                <w:szCs w:val="20"/>
+              </w:rPr>
               <w:t>Prateleira quebrada ou produto com avaria</w:t>
             </w:r>
           </w:p>
@@ -2288,7 +2307,15 @@
         </w:tc>
       </w:tr>
     </w:tbl>
-    <w:p/>
+    <w:p>
+      <w:pPr>
+        <w:spacing w:before="0" w:after="0" w:line="20" w:lineRule="exact"/>
+        <w:rPr>
+          <w:sz w:val="2"/>
+          <w:szCs w:val="2"/>
+        </w:rPr>
+      </w:pPr>
+    </w:p>
     <w:p>
       <w:pPr>
         <w:pStyle w:val="Ttulo1"/>
@@ -2313,7 +2340,6 @@
         </w:rPr>
         <w:t xml:space="preserve">1.  </w:t>
       </w:r>
-      <w:proofErr w:type="gramStart"/>
       <w:r>
         <w:rPr>
           <w:b/>
@@ -2329,24 +2355,7 @@
           <w:sz w:val="21"/>
           <w:szCs w:val="21"/>
         </w:rPr>
-        <w:t>  </w:t>
-      </w:r>
-      <w:r>
-        <w:rPr>
-          <w:color w:val="6B7280"/>
-          <w:sz w:val="21"/>
-          <w:szCs w:val="21"/>
-        </w:rPr>
-        <w:t>O</w:t>
-      </w:r>
-      <w:proofErr w:type="gramEnd"/>
-      <w:r>
-        <w:rPr>
-          <w:color w:val="6B7280"/>
-          <w:sz w:val="21"/>
-          <w:szCs w:val="21"/>
-        </w:rPr>
-        <w:t xml:space="preserve"> que o sistema faz, o que não faz e como acessar</w:t>
+        <w:t>  O que o sistema faz, o que não faz e como acessar</w:t>
       </w:r>
     </w:p>
     <w:p>
@@ -2370,17 +2379,7 @@
           <w:sz w:val="26"/>
           <w:szCs w:val="26"/>
         </w:rPr>
-        <w:t xml:space="preserve">Conceitos </w:t>
-      </w:r>
-      <w:proofErr w:type="gramStart"/>
-      <w:r>
-        <w:rPr>
-          <w:b/>
-          <w:bCs/>
-          <w:sz w:val="26"/>
-          <w:szCs w:val="26"/>
-        </w:rPr>
-        <w:t>básicos</w:t>
+        <w:t>Conceitos básicos</w:t>
       </w:r>
       <w:r>
         <w:rPr>
@@ -2388,24 +2387,7 @@
           <w:sz w:val="21"/>
           <w:szCs w:val="21"/>
         </w:rPr>
-        <w:t>  </w:t>
-      </w:r>
-      <w:r>
-        <w:rPr>
-          <w:color w:val="6B7280"/>
-          <w:sz w:val="21"/>
-          <w:szCs w:val="21"/>
-        </w:rPr>
-        <w:t>Setor</w:t>
-      </w:r>
-      <w:proofErr w:type="gramEnd"/>
-      <w:r>
-        <w:rPr>
-          <w:color w:val="6B7280"/>
-          <w:sz w:val="21"/>
-          <w:szCs w:val="21"/>
-        </w:rPr>
-        <w:t>, posição, código de endereço, UN/CX, lote, validade</w:t>
+        <w:t>  Setor, posição, código de endereço, UN/CX, lote, validade</w:t>
       </w:r>
     </w:p>
     <w:p>
@@ -2429,17 +2411,7 @@
           <w:sz w:val="26"/>
           <w:szCs w:val="26"/>
         </w:rPr>
-        <w:t xml:space="preserve">Conhecendo a </w:t>
-      </w:r>
-      <w:proofErr w:type="gramStart"/>
-      <w:r>
-        <w:rPr>
-          <w:b/>
-          <w:bCs/>
-          <w:sz w:val="26"/>
-          <w:szCs w:val="26"/>
-        </w:rPr>
-        <w:t>tela</w:t>
+        <w:t>Conhecendo a tela</w:t>
       </w:r>
       <w:r>
         <w:rPr>
@@ -2447,24 +2419,7 @@
           <w:sz w:val="21"/>
           <w:szCs w:val="21"/>
         </w:rPr>
-        <w:t>  </w:t>
-      </w:r>
-      <w:r>
-        <w:rPr>
-          <w:color w:val="6B7280"/>
-          <w:sz w:val="21"/>
-          <w:szCs w:val="21"/>
-        </w:rPr>
-        <w:t>Menu</w:t>
-      </w:r>
-      <w:proofErr w:type="gramEnd"/>
-      <w:r>
-        <w:rPr>
-          <w:color w:val="6B7280"/>
-          <w:sz w:val="21"/>
-          <w:szCs w:val="21"/>
-        </w:rPr>
-        <w:t xml:space="preserve"> lateral e sino de alertas</w:t>
+        <w:t>  Menu lateral e sino de alertas</w:t>
       </w:r>
     </w:p>
     <w:p>
@@ -2488,17 +2443,7 @@
           <w:sz w:val="26"/>
           <w:szCs w:val="26"/>
         </w:rPr>
-        <w:t xml:space="preserve">Rotinas de </w:t>
-      </w:r>
-      <w:proofErr w:type="gramStart"/>
-      <w:r>
-        <w:rPr>
-          <w:b/>
-          <w:bCs/>
-          <w:sz w:val="26"/>
-          <w:szCs w:val="26"/>
-        </w:rPr>
-        <w:t>trabalho</w:t>
+        <w:t>Rotinas de trabalho</w:t>
       </w:r>
       <w:r>
         <w:rPr>
@@ -2506,24 +2451,7 @@
           <w:sz w:val="21"/>
           <w:szCs w:val="21"/>
         </w:rPr>
-        <w:t>  </w:t>
-      </w:r>
-      <w:r>
-        <w:rPr>
-          <w:color w:val="6B7280"/>
-          <w:sz w:val="21"/>
-          <w:szCs w:val="21"/>
-        </w:rPr>
-        <w:t>Passo</w:t>
-      </w:r>
-      <w:proofErr w:type="gramEnd"/>
-      <w:r>
-        <w:rPr>
-          <w:color w:val="6B7280"/>
-          <w:sz w:val="21"/>
-          <w:szCs w:val="21"/>
-        </w:rPr>
-        <w:t xml:space="preserve"> a passo das tarefas do dia a dia</w:t>
+        <w:t>  Passo a passo das tarefas do dia a dia</w:t>
       </w:r>
     </w:p>
     <w:p>
@@ -2547,17 +2475,7 @@
           <w:sz w:val="26"/>
           <w:szCs w:val="26"/>
         </w:rPr>
-        <w:t xml:space="preserve">Consultas e </w:t>
-      </w:r>
-      <w:proofErr w:type="gramStart"/>
-      <w:r>
-        <w:rPr>
-          <w:b/>
-          <w:bCs/>
-          <w:sz w:val="26"/>
-          <w:szCs w:val="26"/>
-        </w:rPr>
-        <w:t>indicadores</w:t>
+        <w:t>Consultas e indicadores</w:t>
       </w:r>
       <w:r>
         <w:rPr>
@@ -2565,24 +2483,7 @@
           <w:sz w:val="21"/>
           <w:szCs w:val="21"/>
         </w:rPr>
-        <w:t>  </w:t>
-      </w:r>
-      <w:r>
-        <w:rPr>
-          <w:color w:val="6B7280"/>
-          <w:sz w:val="21"/>
-          <w:szCs w:val="21"/>
-        </w:rPr>
-        <w:t>Validade</w:t>
-      </w:r>
-      <w:proofErr w:type="gramEnd"/>
-      <w:r>
-        <w:rPr>
-          <w:color w:val="6B7280"/>
-          <w:sz w:val="21"/>
-          <w:szCs w:val="21"/>
-        </w:rPr>
-        <w:t>, Histórico, Dashboard e Curva ABC</w:t>
+        <w:t>  Validade, Histórico, Dashboard e Curva ABC</w:t>
       </w:r>
     </w:p>
     <w:p>
@@ -2606,17 +2507,7 @@
           <w:sz w:val="26"/>
           <w:szCs w:val="26"/>
         </w:rPr>
-        <w:t xml:space="preserve">Regras </w:t>
-      </w:r>
-      <w:proofErr w:type="gramStart"/>
-      <w:r>
-        <w:rPr>
-          <w:b/>
-          <w:bCs/>
-          <w:sz w:val="26"/>
-          <w:szCs w:val="26"/>
-        </w:rPr>
-        <w:t>importantes</w:t>
+        <w:t>Regras importantes</w:t>
       </w:r>
       <w:r>
         <w:rPr>
@@ -2624,24 +2515,7 @@
           <w:sz w:val="21"/>
           <w:szCs w:val="21"/>
         </w:rPr>
-        <w:t>  </w:t>
-      </w:r>
-      <w:r>
-        <w:rPr>
-          <w:color w:val="6B7280"/>
-          <w:sz w:val="21"/>
-          <w:szCs w:val="21"/>
-        </w:rPr>
-        <w:t>O</w:t>
-      </w:r>
-      <w:proofErr w:type="gramEnd"/>
-      <w:r>
-        <w:rPr>
-          <w:color w:val="6B7280"/>
-          <w:sz w:val="21"/>
-          <w:szCs w:val="21"/>
-        </w:rPr>
-        <w:t xml:space="preserve"> que o sistema faz (e não faz) por você</w:t>
+        <w:t>  O que o sistema faz (e não faz) por você</w:t>
       </w:r>
     </w:p>
     <w:p>
@@ -2665,17 +2539,7 @@
           <w:sz w:val="26"/>
           <w:szCs w:val="26"/>
         </w:rPr>
-        <w:t xml:space="preserve">Problemas e mensagens </w:t>
-      </w:r>
-      <w:proofErr w:type="gramStart"/>
-      <w:r>
-        <w:rPr>
-          <w:b/>
-          <w:bCs/>
-          <w:sz w:val="26"/>
-          <w:szCs w:val="26"/>
-        </w:rPr>
-        <w:t>comuns</w:t>
+        <w:t>Problemas e mensagens comuns</w:t>
       </w:r>
       <w:r>
         <w:rPr>
@@ -2683,24 +2547,7 @@
           <w:sz w:val="21"/>
           <w:szCs w:val="21"/>
         </w:rPr>
-        <w:t>  </w:t>
-      </w:r>
-      <w:r>
-        <w:rPr>
-          <w:color w:val="6B7280"/>
-          <w:sz w:val="21"/>
-          <w:szCs w:val="21"/>
-        </w:rPr>
-        <w:t>O</w:t>
-      </w:r>
-      <w:proofErr w:type="gramEnd"/>
-      <w:r>
-        <w:rPr>
-          <w:color w:val="6B7280"/>
-          <w:sz w:val="21"/>
-          <w:szCs w:val="21"/>
-        </w:rPr>
-        <w:t xml:space="preserve"> que fazer quando algo não sai como esperado</w:t>
+        <w:t>  O que fazer quando algo não sai como esperado</w:t>
       </w:r>
     </w:p>
     <w:p>
@@ -2724,17 +2571,7 @@
           <w:sz w:val="26"/>
           <w:szCs w:val="26"/>
         </w:rPr>
-        <w:t xml:space="preserve">Roteiro de </w:t>
-      </w:r>
-      <w:proofErr w:type="gramStart"/>
-      <w:r>
-        <w:rPr>
-          <w:b/>
-          <w:bCs/>
-          <w:sz w:val="26"/>
-          <w:szCs w:val="26"/>
-        </w:rPr>
-        <w:t>testes</w:t>
+        <w:t>Roteiro de testes</w:t>
       </w:r>
       <w:r>
         <w:rPr>
@@ -2742,24 +2579,7 @@
           <w:sz w:val="21"/>
           <w:szCs w:val="21"/>
         </w:rPr>
-        <w:t>  </w:t>
-      </w:r>
-      <w:r>
-        <w:rPr>
-          <w:color w:val="6B7280"/>
-          <w:sz w:val="21"/>
-          <w:szCs w:val="21"/>
-        </w:rPr>
-        <w:t>Checklist</w:t>
-      </w:r>
-      <w:proofErr w:type="gramEnd"/>
-      <w:r>
-        <w:rPr>
-          <w:color w:val="6B7280"/>
-          <w:sz w:val="21"/>
-          <w:szCs w:val="21"/>
-        </w:rPr>
-        <w:t xml:space="preserve"> para validar o sistema e como relatar problemas</w:t>
+        <w:t>  Checklist para validar o sistema e como relatar problemas</w:t>
       </w:r>
     </w:p>
     <w:p>
@@ -2776,7 +2596,6 @@
         </w:rPr>
         <w:t xml:space="preserve">9.  </w:t>
       </w:r>
-      <w:proofErr w:type="gramStart"/>
       <w:r>
         <w:rPr>
           <w:b/>
@@ -2792,24 +2611,7 @@
           <w:sz w:val="21"/>
           <w:szCs w:val="21"/>
         </w:rPr>
-        <w:t>  </w:t>
-      </w:r>
-      <w:r>
-        <w:rPr>
-          <w:color w:val="6B7280"/>
-          <w:sz w:val="21"/>
-          <w:szCs w:val="21"/>
-        </w:rPr>
-        <w:t>Termos</w:t>
-      </w:r>
-      <w:proofErr w:type="gramEnd"/>
-      <w:r>
-        <w:rPr>
-          <w:color w:val="6B7280"/>
-          <w:sz w:val="21"/>
-          <w:szCs w:val="21"/>
-        </w:rPr>
-        <w:t xml:space="preserve"> usados neste manual</w:t>
+        <w:t>  Termos usados neste manual</w:t>
       </w:r>
     </w:p>
     <w:p>
@@ -2833,44 +2635,15 @@
           <w:sz w:val="26"/>
           <w:szCs w:val="26"/>
         </w:rPr>
-        <w:t xml:space="preserve">Arquivo de exemplo do </w:t>
-      </w:r>
-      <w:proofErr w:type="spellStart"/>
-      <w:proofErr w:type="gramStart"/>
-      <w:r>
-        <w:rPr>
-          <w:b/>
-          <w:bCs/>
-          <w:sz w:val="26"/>
-          <w:szCs w:val="26"/>
-        </w:rPr>
-        <w:t>Winthor</w:t>
-      </w:r>
-      <w:proofErr w:type="spellEnd"/>
+        <w:t xml:space="preserve">Arquivo de exemplo do Winthor</w:t>
+      </w:r>
       <w:r>
         <w:rPr>
           <w:color w:val="6B7280"/>
           <w:sz w:val="21"/>
           <w:szCs w:val="21"/>
         </w:rPr>
-        <w:t>  </w:t>
-      </w:r>
-      <w:r>
-        <w:rPr>
-          <w:color w:val="6B7280"/>
-          <w:sz w:val="21"/>
-          <w:szCs w:val="21"/>
-        </w:rPr>
-        <w:t>Formato</w:t>
-      </w:r>
-      <w:proofErr w:type="gramEnd"/>
-      <w:r>
-        <w:rPr>
-          <w:color w:val="6B7280"/>
-          <w:sz w:val="21"/>
-          <w:szCs w:val="21"/>
-        </w:rPr>
-        <w:t xml:space="preserve"> da importação com linhas de exemplo</w:t>
+        <w:t>  Formato da importação com linhas de exemplo</w:t>
       </w:r>
     </w:p>
     <w:p>
@@ -2910,7 +2683,6 @@
       <w:r>
         <w:t xml:space="preserve">O </w:t>
       </w:r>
-      <w:proofErr w:type="spellStart"/>
       <w:r>
         <w:rPr>
           <w:b/>
@@ -2918,17 +2690,8 @@
         </w:rPr>
         <w:t>Winthor</w:t>
       </w:r>
-      <w:proofErr w:type="spellEnd"/>
-      <w:r>
-        <w:t xml:space="preserve"> continua sendo o sistema que sabe *quanto* existe de cada produto. Este sistema complementa o </w:t>
-      </w:r>
-      <w:proofErr w:type="spellStart"/>
-      <w:r>
-        <w:t>Winthor</w:t>
-      </w:r>
-      <w:proofErr w:type="spellEnd"/>
-      <w:r>
-        <w:t>: ele sabe *onde* está cada pallet, e compara os dois para avisar quando algo não bate.</w:t>
+      <w:r>
+        <w:t xml:space="preserve"> continua sendo o sistema que sabe *quanto* existe de cada produto. Este sistema complementa o Winthor: ele sabe *onde* está cada pallet, e compara os dois para avisar quando algo não bate.</w:t>
       </w:r>
     </w:p>
     <w:p>
@@ -2996,15 +2759,7 @@
         <w:t>Posicionamento</w:t>
       </w:r>
       <w:r>
-        <w:t xml:space="preserve">: recebe o saldo do </w:t>
-      </w:r>
-      <w:proofErr w:type="spellStart"/>
-      <w:r>
-        <w:t>Winthor</w:t>
-      </w:r>
-      <w:proofErr w:type="spellEnd"/>
-      <w:r>
-        <w:t xml:space="preserve"> e ajuda a decidir em qual posição guardar cada pallet.</w:t>
+        <w:t xml:space="preserve">: recebe o saldo do Winthor e ajuda a decidir em qual posição guardar cada pallet.</w:t>
       </w:r>
     </w:p>
     <w:p>
@@ -3041,10 +2796,10 @@
           <w:b/>
           <w:bCs/>
         </w:rPr>
-        <w:t>Controle de validade e lote</w:t>
-      </w:r>
-      <w:r>
-        <w:t>, com alertas de vencimento.</w:t>
+        <w:t xml:space="preserve">Mover pallet</w:t>
+      </w:r>
+      <w:r>
+        <w:t xml:space="preserve"> entre posições livres, mantendo quantidade, lote e validade, com registro no Histórico.</w:t>
       </w:r>
     </w:p>
     <w:p>
@@ -3061,10 +2816,10 @@
           <w:b/>
           <w:bCs/>
         </w:rPr>
-        <w:t>Contagem cíclica</w:t>
-      </w:r>
-      <w:r>
-        <w:t>: conferência da quantidade física de cada posição, com ajuste imediato.</w:t>
+        <w:t>Controle de validade e lote</w:t>
+      </w:r>
+      <w:r>
+        <w:t>, com alertas de vencimento.</w:t>
       </w:r>
     </w:p>
     <w:p>
@@ -3081,10 +2836,10 @@
           <w:b/>
           <w:bCs/>
         </w:rPr>
-        <w:t>Etiqueta de pallet</w:t>
-      </w:r>
-      <w:r>
-        <w:t xml:space="preserve"> pronta para imprimir, com código de barras.</w:t>
+        <w:t>Contagem cíclica</w:t>
+      </w:r>
+      <w:r>
+        <w:t>: conferência da quantidade física de cada posição, com ajuste imediato.</w:t>
       </w:r>
     </w:p>
     <w:p>
@@ -3101,18 +2856,10 @@
           <w:b/>
           <w:bCs/>
         </w:rPr>
-        <w:t>Indicadores</w:t>
-      </w:r>
-      <w:r>
-        <w:t>: Dashboard, Curva ABC e Histórico de movimentações (com exportação para Excel).</w:t>
-      </w:r>
-    </w:p>
-    <w:p>
-      <w:pPr>
-        <w:pStyle w:val="Ttulo2"/>
-      </w:pPr>
-      <w:r>
-        <w:t>1.3 O que o sistema não faz</w:t>
+        <w:t>Etiqueta de pallet</w:t>
+      </w:r>
+      <w:r>
+        <w:t xml:space="preserve"> pronta para imprimir, com código de barras.</w:t>
       </w:r>
     </w:p>
     <w:p>
@@ -3125,34 +2872,22 @@
         <w:spacing w:after="60"/>
       </w:pPr>
       <w:r>
-        <w:t xml:space="preserve">Não emite nota fiscal e </w:t>
-      </w:r>
-      <w:r>
         <w:rPr>
           <w:b/>
           <w:bCs/>
         </w:rPr>
-        <w:t xml:space="preserve">não altera o saldo do </w:t>
-      </w:r>
-      <w:proofErr w:type="spellStart"/>
-      <w:r>
-        <w:rPr>
-          <w:b/>
-          <w:bCs/>
-        </w:rPr>
-        <w:t>Winthor</w:t>
-      </w:r>
-      <w:proofErr w:type="spellEnd"/>
-      <w:r>
-        <w:t xml:space="preserve">. O saldo do </w:t>
-      </w:r>
-      <w:proofErr w:type="spellStart"/>
-      <w:r>
-        <w:t>Winthor</w:t>
-      </w:r>
-      <w:proofErr w:type="spellEnd"/>
-      <w:r>
-        <w:t xml:space="preserve"> entra no sistema apenas por importação de arquivo.</w:t>
+        <w:t>Indicadores</w:t>
+      </w:r>
+      <w:r>
+        <w:t>: Dashboard, Curva ABC e Histórico de movimentações (com exportação para Excel).</w:t>
+      </w:r>
+    </w:p>
+    <w:p>
+      <w:pPr>
+        <w:pStyle w:val="Ttulo2"/>
+      </w:pPr>
+      <w:r>
+        <w:t>1.3 O que o sistema não faz</w:t>
       </w:r>
     </w:p>
     <w:p>
@@ -3165,17 +2900,17 @@
         <w:spacing w:after="60"/>
       </w:pPr>
       <w:r>
-        <w:t xml:space="preserve">Não tem login: qualquer pessoa com o endereço acessa, e o </w:t>
+        <w:t xml:space="preserve">Não emite nota fiscal e </w:t>
       </w:r>
       <w:r>
         <w:rPr>
           <w:b/>
           <w:bCs/>
         </w:rPr>
-        <w:t>Histórico não registra quem fez</w:t>
-      </w:r>
-      <w:r>
-        <w:t xml:space="preserve"> cada movimentação.</w:t>
+        <w:t xml:space="preserve">não altera o saldo do Winthor</w:t>
+      </w:r>
+      <w:r>
+        <w:t xml:space="preserve">. O saldo do Winthor entra no sistema apenas por importação de arquivo.</w:t>
       </w:r>
     </w:p>
     <w:p>
@@ -3188,7 +2923,17 @@
         <w:spacing w:after="60"/>
       </w:pPr>
       <w:r>
-        <w:t>Não gera lista ou rota de separação de pedidos. A separação é feita produto a produto.</w:t>
+        <w:t xml:space="preserve">Não tem login: qualquer pessoa com o endereço acessa, e o </w:t>
+      </w:r>
+      <w:r>
+        <w:rPr>
+          <w:b/>
+          <w:bCs/>
+        </w:rPr>
+        <w:t>Histórico não registra quem fez</w:t>
+      </w:r>
+      <w:r>
+        <w:t xml:space="preserve"> cada movimentação.</w:t>
       </w:r>
     </w:p>
     <w:p>
@@ -3201,7 +2946,7 @@
         <w:spacing w:after="60"/>
       </w:pPr>
       <w:r>
-        <w:t>Não tem função de "mover pallet". Para trocar um pallet de posição, veja o item 4.10.</w:t>
+        <w:t>Não gera lista ou rota de separação de pedidos. A separação é feita produto a produto.</w:t>
       </w:r>
     </w:p>
     <w:p>
@@ -3356,6 +3101,9 @@
       <w:pPr>
         <w:pStyle w:val="Ttulo1"/>
         <w:pageBreakBefore/>
+        <w:rPr>
+          <w:u w:val="single"/>
+        </w:rPr>
       </w:pPr>
       <w:r>
         <w:lastRenderedPageBreak/>
@@ -3741,23 +3489,7 @@
                 <w:sz w:val="20"/>
                 <w:szCs w:val="20"/>
               </w:rPr>
-              <w:t xml:space="preserve">Estrutura de armazenagem. </w:t>
-            </w:r>
-            <w:proofErr w:type="gramStart"/>
-            <w:r>
-              <w:rPr>
-                <w:sz w:val="20"/>
-                <w:szCs w:val="20"/>
-              </w:rPr>
-              <w:t>Cada uma pertence</w:t>
-            </w:r>
-            <w:proofErr w:type="gramEnd"/>
-            <w:r>
-              <w:rPr>
-                <w:sz w:val="20"/>
-                <w:szCs w:val="20"/>
-              </w:rPr>
-              <w:t xml:space="preserve"> a um lado (E = esquerda, D = direita) de um corredor.</w:t>
+              <w:t>Estrutura de armazenagem. Cada uma pertence a um lado (E = esquerda, D = direita) de um corredor.</w:t>
             </w:r>
           </w:p>
         </w:tc>
@@ -4263,23 +3995,7 @@
                 <w:sz w:val="20"/>
                 <w:szCs w:val="20"/>
               </w:rPr>
-              <w:t xml:space="preserve">Corredores C, D e </w:t>
-            </w:r>
-            <w:proofErr w:type="spellStart"/>
-            <w:r>
-              <w:rPr>
-                <w:sz w:val="20"/>
-                <w:szCs w:val="20"/>
-              </w:rPr>
-              <w:t>E</w:t>
-            </w:r>
-            <w:proofErr w:type="spellEnd"/>
-            <w:r>
-              <w:rPr>
-                <w:sz w:val="20"/>
-                <w:szCs w:val="20"/>
-              </w:rPr>
-              <w:t>.</w:t>
+              <w:t xml:space="preserve">Corredores C, D e E.</w:t>
             </w:r>
           </w:p>
         </w:tc>
@@ -5024,15 +4740,7 @@
         <w:t>sempre guarda a quantidade em UN (unidades)</w:t>
       </w:r>
       <w:r>
-        <w:t xml:space="preserve">, para bater com o </w:t>
-      </w:r>
-      <w:proofErr w:type="spellStart"/>
-      <w:r>
-        <w:t>Winthor</w:t>
-      </w:r>
-      <w:proofErr w:type="spellEnd"/>
-      <w:r>
-        <w:t xml:space="preserve">. Quando o produto tem "unidades por caixa" cadastrado, o sistema também mostra a quantidade em </w:t>
+        <w:t xml:space="preserve">, para bater com o Winthor. Quando o produto tem "unidades por caixa" cadastrado, o sistema também mostra a quantidade em </w:t>
       </w:r>
       <w:r>
         <w:rPr>
@@ -5472,13 +5180,8 @@
         <w:pStyle w:val="Ttulo2"/>
       </w:pPr>
       <w:r>
-        <w:t xml:space="preserve">2.4 Saldo, </w:t>
-      </w:r>
-      <w:proofErr w:type="gramStart"/>
-      <w:r>
-        <w:t>Alocado e Pendente</w:t>
-      </w:r>
-      <w:proofErr w:type="gramEnd"/>
+        <w:t>2.4 Saldo, Alocado e Pendente</w:t>
+      </w:r>
     </w:p>
     <w:tbl>
       <w:tblPr>
@@ -5649,7 +5352,6 @@
               </w:rPr>
               <w:t xml:space="preserve">Quantidade que o </w:t>
             </w:r>
-            <w:proofErr w:type="spellStart"/>
             <w:r>
               <w:rPr>
                 <w:b/>
@@ -5659,7 +5361,6 @@
               </w:rPr>
               <w:t>Winthor</w:t>
             </w:r>
-            <w:proofErr w:type="spellEnd"/>
             <w:r>
               <w:rPr>
                 <w:sz w:val="20"/>
@@ -5823,23 +5524,7 @@
                 <w:sz w:val="20"/>
                 <w:szCs w:val="20"/>
               </w:rPr>
-              <w:t xml:space="preserve">Saldo − Alocado: o que o </w:t>
-            </w:r>
-            <w:proofErr w:type="spellStart"/>
-            <w:r>
-              <w:rPr>
-                <w:sz w:val="20"/>
-                <w:szCs w:val="20"/>
-              </w:rPr>
-              <w:t>Winthor</w:t>
-            </w:r>
-            <w:proofErr w:type="spellEnd"/>
-            <w:r>
-              <w:rPr>
-                <w:sz w:val="20"/>
-                <w:szCs w:val="20"/>
-              </w:rPr>
-              <w:t xml:space="preserve"> tem mas </w:t>
+              <w:t xml:space="preserve">Saldo − Alocado: o que o Winthor tem mas </w:t>
             </w:r>
             <w:r>
               <w:rPr>
@@ -6436,23 +6121,7 @@
           <w:b/>
           <w:bCs/>
         </w:rPr>
-        <w:t xml:space="preserve">Logo </w:t>
-      </w:r>
-      <w:proofErr w:type="gramStart"/>
-      <w:r>
-        <w:rPr>
-          <w:b/>
-          <w:bCs/>
-        </w:rPr>
-        <w:t>e</w:t>
-      </w:r>
-      <w:proofErr w:type="gramEnd"/>
-      <w:r>
-        <w:rPr>
-          <w:b/>
-          <w:bCs/>
-        </w:rPr>
-        <w:t xml:space="preserve"> nome do sistema.</w:t>
+        <w:t>Logo e nome do sistema.</w:t>
       </w:r>
     </w:p>
     <w:p>
@@ -6915,23 +6584,7 @@
                 <w:sz w:val="20"/>
                 <w:szCs w:val="20"/>
               </w:rPr>
-              <w:t xml:space="preserve">Guardar no mapa o saldo que veio do </w:t>
-            </w:r>
-            <w:proofErr w:type="spellStart"/>
-            <w:r>
-              <w:rPr>
-                <w:sz w:val="20"/>
-                <w:szCs w:val="20"/>
-              </w:rPr>
-              <w:t>Winthor</w:t>
-            </w:r>
-            <w:proofErr w:type="spellEnd"/>
-            <w:r>
-              <w:rPr>
-                <w:sz w:val="20"/>
-                <w:szCs w:val="20"/>
-              </w:rPr>
-              <w:t>.</w:t>
+              <w:t xml:space="preserve">Guardar no mapa o saldo que veio do Winthor.</w:t>
             </w:r>
           </w:p>
         </w:tc>
@@ -7378,17 +7031,8 @@
                 <w:sz w:val="20"/>
                 <w:szCs w:val="20"/>
               </w:rPr>
-              <w:t xml:space="preserve">Importar </w:t>
-            </w:r>
-            <w:proofErr w:type="spellStart"/>
-            <w:r>
-              <w:rPr>
-                <w:sz w:val="20"/>
-                <w:szCs w:val="20"/>
-              </w:rPr>
-              <w:t>Winthor</w:t>
-            </w:r>
-            <w:proofErr w:type="spellEnd"/>
+              <w:t xml:space="preserve">Importar Winthor</w:t>
+            </w:r>
           </w:p>
         </w:tc>
         <w:tc>
@@ -7417,23 +7061,7 @@
                 <w:sz w:val="20"/>
                 <w:szCs w:val="20"/>
               </w:rPr>
-              <w:t xml:space="preserve">Carregar produtos e saldo a partir do arquivo do </w:t>
-            </w:r>
-            <w:proofErr w:type="spellStart"/>
-            <w:r>
-              <w:rPr>
-                <w:sz w:val="20"/>
-                <w:szCs w:val="20"/>
-              </w:rPr>
-              <w:t>Winthor</w:t>
-            </w:r>
-            <w:proofErr w:type="spellEnd"/>
-            <w:r>
-              <w:rPr>
-                <w:sz w:val="20"/>
-                <w:szCs w:val="20"/>
-              </w:rPr>
-              <w:t>.</w:t>
+              <w:t xml:space="preserve">Carregar produtos e saldo a partir do arquivo do Winthor.</w:t>
             </w:r>
           </w:p>
         </w:tc>
@@ -7561,13 +7189,8 @@
         <w:pStyle w:val="Ttulo2"/>
       </w:pPr>
       <w:r>
-        <w:t xml:space="preserve">4.1 Importar produtos e saldo do </w:t>
-      </w:r>
-      <w:proofErr w:type="spellStart"/>
-      <w:r>
-        <w:t>Winthor</w:t>
-      </w:r>
-      <w:proofErr w:type="spellEnd"/>
+        <w:t xml:space="preserve">4.1 Importar produtos e saldo do Winthor</w:t>
+      </w:r>
     </w:p>
     <w:p>
       <w:r>
@@ -7578,15 +7201,7 @@
         <w:t>Menu:</w:t>
       </w:r>
       <w:r>
-        <w:t xml:space="preserve"> Cadastros → Importar </w:t>
-      </w:r>
-      <w:proofErr w:type="spellStart"/>
-      <w:r>
-        <w:t>Winthor</w:t>
-      </w:r>
-      <w:proofErr w:type="spellEnd"/>
-      <w:r>
-        <w:t xml:space="preserve">.  </w:t>
+        <w:t xml:space="preserve"> Cadastros → Importar Winthor.  </w:t>
       </w:r>
       <w:r>
         <w:rPr>
@@ -7609,15 +7224,7 @@
         <w:spacing w:after="80"/>
       </w:pPr>
       <w:r>
-        <w:t xml:space="preserve">No </w:t>
-      </w:r>
-      <w:proofErr w:type="spellStart"/>
-      <w:r>
-        <w:t>Winthor</w:t>
-      </w:r>
-      <w:proofErr w:type="spellEnd"/>
-      <w:r>
-        <w:t xml:space="preserve">, gere o arquivo pela rotina </w:t>
+        <w:t xml:space="preserve">No Winthor, gere o arquivo pela rotina </w:t>
       </w:r>
       <w:r>
         <w:rPr>
@@ -7657,17 +7264,8 @@
           <w:b/>
           <w:bCs/>
         </w:rPr>
-        <w:t xml:space="preserve">Cadastros → Importar </w:t>
-      </w:r>
-      <w:proofErr w:type="spellStart"/>
-      <w:r>
-        <w:rPr>
-          <w:b/>
-          <w:bCs/>
-        </w:rPr>
-        <w:t>Winthor</w:t>
-      </w:r>
-      <w:proofErr w:type="spellEnd"/>
+        <w:t xml:space="preserve">Cadastros → Importar Winthor</w:t>
+      </w:r>
       <w:r>
         <w:t>.</w:t>
       </w:r>
@@ -8752,15 +8350,7 @@
               <w:t>não coloca produto em posição</w:t>
             </w:r>
             <w:r>
-              <w:t xml:space="preserve">. Ela só informa ao sistema quanto o </w:t>
-            </w:r>
-            <w:proofErr w:type="spellStart"/>
-            <w:r>
-              <w:t>Winthor</w:t>
-            </w:r>
-            <w:proofErr w:type="spellEnd"/>
-            <w:r>
-              <w:t xml:space="preserve"> diz que existe. Guardar no mapa é feito em </w:t>
+              <w:t xml:space="preserve">. Ela só informa ao sistema quanto o Winthor diz que existe. Guardar no mapa é feito em </w:t>
             </w:r>
             <w:r>
               <w:rPr>
@@ -8903,15 +8493,7 @@
         <w:t>Menu:</w:t>
       </w:r>
       <w:r>
-        <w:t xml:space="preserve"> Estoque → Posicionar Estoque.  A tela lista os produtos em que o saldo do </w:t>
-      </w:r>
-      <w:proofErr w:type="spellStart"/>
-      <w:r>
-        <w:t>Winthor</w:t>
-      </w:r>
-      <w:proofErr w:type="spellEnd"/>
-      <w:r>
-        <w:t xml:space="preserve"> é </w:t>
+        <w:t xml:space="preserve"> Estoque → Posicionar Estoque.  A tela lista os produtos em que o saldo do Winthor é </w:t>
       </w:r>
       <w:r>
         <w:rPr>
@@ -9162,23 +8744,7 @@
                 <w:sz w:val="20"/>
                 <w:szCs w:val="20"/>
               </w:rPr>
-              <w:t xml:space="preserve">Quanto o </w:t>
-            </w:r>
-            <w:proofErr w:type="spellStart"/>
-            <w:r>
-              <w:rPr>
-                <w:sz w:val="20"/>
-                <w:szCs w:val="20"/>
-              </w:rPr>
-              <w:t>Winthor</w:t>
-            </w:r>
-            <w:proofErr w:type="spellEnd"/>
-            <w:r>
-              <w:rPr>
-                <w:sz w:val="20"/>
-                <w:szCs w:val="20"/>
-              </w:rPr>
-              <w:t xml:space="preserve"> diz que existe.</w:t>
+              <w:t xml:space="preserve">Quanto o Winthor diz que existe.</w:t>
             </w:r>
           </w:p>
         </w:tc>
@@ -9749,15 +9315,7 @@
         <w:t>maior</w:t>
       </w:r>
       <w:r>
-        <w:t xml:space="preserve"> que o saldo do </w:t>
-      </w:r>
-      <w:proofErr w:type="spellStart"/>
-      <w:r>
-        <w:t>Winthor</w:t>
-      </w:r>
-      <w:proofErr w:type="spellEnd"/>
-      <w:r>
-        <w:t xml:space="preserve"> (coluna </w:t>
+        <w:t xml:space="preserve"> que o saldo do Winthor (coluna </w:t>
       </w:r>
       <w:r>
         <w:rPr>
@@ -9777,15 +9335,7 @@
         <w:t>apenas um alerta</w:t>
       </w:r>
       <w:r>
-        <w:t xml:space="preserve"> e costuma indicar que saiu mercadoria no </w:t>
-      </w:r>
-      <w:proofErr w:type="spellStart"/>
-      <w:r>
-        <w:t>Winthor</w:t>
-      </w:r>
-      <w:proofErr w:type="spellEnd"/>
-      <w:r>
-        <w:t xml:space="preserve"> que ainda não foi baixada no mapa (ou uma importação de saldo desatualizada). Confira o produto no mapa e faça a separação ou a contagem.</w:t>
+        <w:t xml:space="preserve"> e costuma indicar que saiu mercadoria no Winthor que ainda não foi baixada no mapa (ou uma importação de saldo desatualizada). Confira o produto no mapa e faça a separação ou a contagem.</w:t>
       </w:r>
     </w:p>
     <w:p>
@@ -10573,26 +10123,14 @@
         <w:t>peso do pallet</w:t>
       </w:r>
       <w:r>
-        <w:t xml:space="preserve">, validade, lote e a situação da validade. Ali também estão os </w:t>
-      </w:r>
-      <w:proofErr w:type="gramStart"/>
-      <w:r>
-        <w:t xml:space="preserve">botões </w:t>
+        <w:t xml:space="preserve">, validade, lote e a situação da validade. Ali também estão os botões </w:t>
       </w:r>
       <w:r>
         <w:rPr>
           <w:b/>
           <w:bCs/>
         </w:rPr>
-        <w:t>Imprimir</w:t>
-      </w:r>
-      <w:proofErr w:type="gramEnd"/>
-      <w:r>
-        <w:rPr>
-          <w:b/>
-          <w:bCs/>
-        </w:rPr>
-        <w:t xml:space="preserve"> etiqueta</w:t>
+        <w:t>Imprimir etiqueta</w:t>
       </w:r>
       <w:r>
         <w:t xml:space="preserve">, </w:t>
@@ -10605,26 +10143,24 @@
         <w:t>Retirar</w:t>
       </w:r>
       <w:r>
-        <w:t xml:space="preserve"> (item 4.5) </w:t>
-      </w:r>
-      <w:proofErr w:type="gramStart"/>
-      <w:r>
-        <w:t xml:space="preserve">e </w:t>
+        <w:t xml:space="preserve"> (item 4.5), </w:t>
       </w:r>
       <w:r>
         <w:rPr>
           <w:b/>
           <w:bCs/>
         </w:rPr>
-        <w:t>Marcar</w:t>
-      </w:r>
-      <w:proofErr w:type="gramEnd"/>
+        <w:t>Mover pallet</w:t>
+      </w:r>
+      <w:r>
+        <w:t xml:space="preserve"> (item 4.10) e </w:t>
+      </w:r>
       <w:r>
         <w:rPr>
           <w:b/>
           <w:bCs/>
         </w:rPr>
-        <w:t xml:space="preserve"> posição com problema</w:t>
+        <w:t>Marcar posição com problema</w:t>
       </w:r>
       <w:r>
         <w:t xml:space="preserve"> (item 4.8).</w:t>
@@ -10829,26 +10365,14 @@
         <w:spacing w:after="80"/>
       </w:pPr>
       <w:r>
-        <w:t xml:space="preserve">Abre o </w:t>
-      </w:r>
-      <w:proofErr w:type="gramStart"/>
-      <w:r>
-        <w:t xml:space="preserve">painel </w:t>
+        <w:t xml:space="preserve">Abre o painel </w:t>
       </w:r>
       <w:r>
         <w:rPr>
           <w:b/>
           <w:bCs/>
         </w:rPr>
-        <w:t>Separando</w:t>
-      </w:r>
-      <w:proofErr w:type="gramEnd"/>
-      <w:r>
-        <w:rPr>
-          <w:b/>
-          <w:bCs/>
-        </w:rPr>
-        <w:t>…</w:t>
+        <w:t>Separando…</w:t>
       </w:r>
       <w:r>
         <w:t xml:space="preserve">. Vá até a posição, pegue o pallet e </w:t>
@@ -10861,15 +10385,7 @@
         <w:t>leia o código de barras</w:t>
       </w:r>
       <w:r>
-        <w:t xml:space="preserve"> dele: com leitor USB/RF basta ler; ou digite o código e tecle </w:t>
-      </w:r>
-      <w:proofErr w:type="spellStart"/>
-      <w:r>
-        <w:t>Enter</w:t>
-      </w:r>
-      <w:proofErr w:type="spellEnd"/>
-      <w:r>
-        <w:t xml:space="preserve">; ou toque no ícone da </w:t>
+        <w:t xml:space="preserve"> dele: com leitor USB/RF basta ler; ou digite o código e tecle Enter; ou toque no ícone da </w:t>
       </w:r>
       <w:r>
         <w:rPr>
@@ -10879,13 +10395,7 @@
         <w:t>câmera</w:t>
       </w:r>
       <w:r>
-        <w:t xml:space="preserve"> (</w:t>
-      </w:r>
-      <w:r>
-        <w:t>📷</w:t>
-      </w:r>
-      <w:r>
-        <w:t>).</w:t>
+        <w:t xml:space="preserve"> (📷).</w:t>
       </w:r>
     </w:p>
     <w:p>
@@ -11178,45 +10688,24 @@
         <w:spacing w:after="80"/>
       </w:pPr>
       <w:r>
-        <w:t xml:space="preserve">No </w:t>
-      </w:r>
-      <w:proofErr w:type="gramStart"/>
-      <w:r>
-        <w:t xml:space="preserve">quadro </w:t>
+        <w:t xml:space="preserve">No quadro </w:t>
       </w:r>
       <w:r>
         <w:rPr>
           <w:b/>
           <w:bCs/>
         </w:rPr>
-        <w:t>Retirar</w:t>
-      </w:r>
-      <w:proofErr w:type="gramEnd"/>
+        <w:t>Retirar quantidade em UN</w:t>
+      </w:r>
+      <w:r>
+        <w:t xml:space="preserve">, digite quanto vai sair (máximo = quantidade da posição). </w:t>
+      </w:r>
       <w:r>
         <w:rPr>
           <w:b/>
           <w:bCs/>
         </w:rPr>
-        <w:t xml:space="preserve"> quantidade em UN</w:t>
-      </w:r>
-      <w:r>
-        <w:t xml:space="preserve">, digite quanto vai sair (máximo = quantidade da posição). </w:t>
-      </w:r>
-      <w:proofErr w:type="spellStart"/>
-      <w:r>
-        <w:rPr>
-          <w:b/>
-          <w:bCs/>
-        </w:rPr>
-        <w:t>Lembre</w:t>
-      </w:r>
-      <w:proofErr w:type="spellEnd"/>
-      <w:r>
-        <w:rPr>
-          <w:b/>
-          <w:bCs/>
-        </w:rPr>
-        <w:t>: em UN.</w:t>
+        <w:t>Lembre: em UN.</w:t>
       </w:r>
     </w:p>
     <w:p>
@@ -11254,7 +10743,7 @@
         <w:t>tudo</w:t>
       </w:r>
       <w:r>
-        <w:t>, o sistema pede confirmação ("Isso vai liberar a posição … inteira") e a posição fica livre.</w:t>
+        <w:t>, o sistema abre a janela "Liberar posição" pedindo confirmação, e a posição fica livre.</w:t>
       </w:r>
     </w:p>
     <w:tbl>
@@ -11414,26 +10903,14 @@
         <w:t>que já existe</w:t>
       </w:r>
       <w:r>
-        <w:t xml:space="preserve">, comece pelo </w:t>
-      </w:r>
-      <w:proofErr w:type="gramStart"/>
-      <w:r>
-        <w:t xml:space="preserve">campo </w:t>
+        <w:t xml:space="preserve">, comece pelo campo </w:t>
       </w:r>
       <w:r>
         <w:rPr>
           <w:b/>
           <w:bCs/>
         </w:rPr>
-        <w:t>Buscar</w:t>
-      </w:r>
-      <w:proofErr w:type="gramEnd"/>
-      <w:r>
-        <w:rPr>
-          <w:b/>
-          <w:bCs/>
-        </w:rPr>
-        <w:t xml:space="preserve"> produto existente</w:t>
+        <w:t>Buscar produto existente</w:t>
       </w:r>
       <w:r>
         <w:t xml:space="preserve"> e clique no resultado. Os dados do produto são preenchidos e travados.</w:t>
@@ -12318,23 +11795,7 @@
                 <w:sz w:val="20"/>
                 <w:szCs w:val="20"/>
               </w:rPr>
-              <w:t xml:space="preserve">Endereço, </w:t>
-            </w:r>
-            <w:proofErr w:type="spellStart"/>
-            <w:r>
-              <w:rPr>
-                <w:sz w:val="20"/>
-                <w:szCs w:val="20"/>
-              </w:rPr>
-              <w:t>Dt</w:t>
-            </w:r>
-            <w:proofErr w:type="spellEnd"/>
-            <w:r>
-              <w:rPr>
-                <w:sz w:val="20"/>
-                <w:szCs w:val="20"/>
-              </w:rPr>
-              <w:t xml:space="preserve"> Entrada, Lote, Quantidade</w:t>
+              <w:t xml:space="preserve">Endereço, Dt Entrada, Lote, Quantidade</w:t>
             </w:r>
           </w:p>
         </w:tc>
@@ -12471,21 +11932,12 @@
             <w:pPr>
               <w:spacing w:after="20"/>
             </w:pPr>
-            <w:proofErr w:type="spellStart"/>
-            <w:r>
-              <w:rPr>
-                <w:sz w:val="20"/>
-                <w:szCs w:val="20"/>
-              </w:rPr>
-              <w:t>Dt</w:t>
-            </w:r>
-            <w:proofErr w:type="spellEnd"/>
-            <w:r>
-              <w:rPr>
-                <w:sz w:val="20"/>
-                <w:szCs w:val="20"/>
-              </w:rPr>
-              <w:t xml:space="preserve"> Validade (em destaque)</w:t>
+            <w:r>
+              <w:rPr>
+                <w:sz w:val="20"/>
+                <w:szCs w:val="20"/>
+              </w:rPr>
+              <w:t xml:space="preserve">Dt Validade (em destaque)</w:t>
             </w:r>
           </w:p>
         </w:tc>
@@ -12771,17 +12223,17 @@
     </w:p>
     <w:p>
       <w:r>
-        <w:t xml:space="preserve">Quando a posição definitiva estiver decidida, o sistema </w:t>
+        <w:t xml:space="preserve">Quando a posição definitiva estiver decidida, use o botão </w:t>
       </w:r>
       <w:r>
         <w:rPr>
           <w:b/>
           <w:bCs/>
         </w:rPr>
-        <w:t>ainda não move pallet</w:t>
-      </w:r>
-      <w:r>
-        <w:t xml:space="preserve"> automaticamente. Faça assim:</w:t>
+        <w:t xml:space="preserve">Mover pallet</w:t>
+      </w:r>
+      <w:r>
+        <w:t xml:space="preserve"> para levar o pallet inteiro para outra posição livre, sem precisar refazer a saída e a entrada:</w:t>
       </w:r>
     </w:p>
     <w:p>
@@ -12794,27 +12246,17 @@
         <w:spacing w:after="80"/>
       </w:pPr>
       <w:r>
-        <w:t xml:space="preserve">Faça a </w:t>
+        <w:t xml:space="preserve">No mapa (</w:t>
       </w:r>
       <w:r>
         <w:rPr>
           <w:b/>
           <w:bCs/>
         </w:rPr>
-        <w:t>separação</w:t>
-      </w:r>
-      <w:r>
-        <w:t xml:space="preserve"> do pallet na posição antiga (item 4.4). O produto volta a aparecer como pendente em </w:t>
-      </w:r>
-      <w:r>
-        <w:rPr>
-          <w:b/>
-          <w:bCs/>
-        </w:rPr>
-        <w:t>Posicionar Estoque</w:t>
-      </w:r>
-      <w:r>
-        <w:t>.</w:t>
+        <w:t xml:space="preserve">Mapa e Busca</w:t>
+      </w:r>
+      <w:r>
+        <w:t xml:space="preserve">), clique na posição ocupada onde o pallet está.</w:t>
       </w:r>
     </w:p>
     <w:p>
@@ -12827,7 +12269,63 @@
         <w:spacing w:after="80"/>
       </w:pPr>
       <w:r>
-        <w:t>Posicione novamente na posição nova (item 4.2), informando o mesmo lote e validade.</w:t>
+        <w:t xml:space="preserve">Clique em </w:t>
+      </w:r>
+      <w:r>
+        <w:rPr>
+          <w:b/>
+          <w:bCs/>
+        </w:rPr>
+        <w:t xml:space="preserve">Mover pallet para outra posição</w:t>
+      </w:r>
+      <w:r>
+        <w:t xml:space="preserve">. Abre o mapa: escolha o setor e clique na posição livre de destino. Posição ocupada não pode ser escolhida.</w:t>
+      </w:r>
+    </w:p>
+    <w:p>
+      <w:pPr>
+        <w:pStyle w:val="PargrafodaLista"/>
+        <w:numPr>
+          <w:ilvl w:val="0"/>
+          <w:numId w:val="13"/>
+        </w:numPr>
+        <w:spacing w:after="80"/>
+      </w:pPr>
+      <w:r>
+        <w:t xml:space="preserve">Confira a janela </w:t>
+      </w:r>
+      <w:r>
+        <w:rPr>
+          <w:b/>
+          <w:bCs/>
+        </w:rPr>
+        <w:t xml:space="preserve">Mover pallet</w:t>
+      </w:r>
+      <w:r>
+        <w:t xml:space="preserve"> (De … Para …) e clique em </w:t>
+      </w:r>
+      <w:r>
+        <w:rPr>
+          <w:b/>
+          <w:bCs/>
+        </w:rPr>
+        <w:t xml:space="preserve">Confirmar movimentação</w:t>
+      </w:r>
+      <w:r>
+        <w:t xml:space="preserve">. Se o destino estiver marcado com problema, a janela avisa, mas deixa mover.</w:t>
+      </w:r>
+    </w:p>
+    <w:p>
+      <w:pPr>
+        <w:pStyle w:val="PargrafodaLista"/>
+        <w:numPr>
+          <w:ilvl w:val="0"/>
+          <w:numId w:val="13"/>
+        </w:numPr>
+        <w:spacing w:after="80"/>
+      </w:pPr>
+      <w:r>
+        <w:t xml:space="preserve">A posição antiga fica livre e o pallet passa a aparecer na nova, com a mesma quantidade, lote e validade. A etiqueta impressa mostra o endereço antigo: reimprima (item 4.9) se quiser o endereço novo.</w:t>
       </w:r>
     </w:p>
     <w:tbl>
@@ -12895,37 +12393,37 @@
               <w:spacing w:after="60"/>
             </w:pPr>
             <w:r>
-              <w:t xml:space="preserve">Nesse caso o Histórico mostrará uma </w:t>
+              <w:t xml:space="preserve">O Histórico registra a movimentação em duas linhas, </w:t>
             </w:r>
             <w:r>
               <w:rPr>
                 <w:b/>
                 <w:bCs/>
               </w:rPr>
-              <w:t>saída</w:t>
-            </w:r>
-            <w:r>
-              <w:t xml:space="preserve"> e uma </w:t>
+              <w:t xml:space="preserve">Transferência (saída)</w:t>
+            </w:r>
+            <w:r>
+              <w:t xml:space="preserve"> e </w:t>
             </w:r>
             <w:r>
               <w:rPr>
                 <w:b/>
                 <w:bCs/>
               </w:rPr>
-              <w:t>entrada</w:t>
-            </w:r>
-            <w:r>
-              <w:t xml:space="preserve">, e a saída conta no giro da </w:t>
+              <w:t xml:space="preserve">Transferência (entrada)</w:t>
+            </w:r>
+            <w:r>
+              <w:t xml:space="preserve">, mostrando "origem → destino". Ela </w:t>
             </w:r>
             <w:r>
               <w:rPr>
                 <w:b/>
                 <w:bCs/>
               </w:rPr>
-              <w:t>Curva ABC</w:t>
-            </w:r>
-            <w:r>
-              <w:t>. Considere isso ao analisar os números.</w:t>
+              <w:t xml:space="preserve">não conta</w:t>
+            </w:r>
+            <w:r>
+              <w:t xml:space="preserve"> no giro da Curva ABC nem no giro médio do Dashboard. Move-se sempre o pallet inteiro; para tirar só parte da quantidade, use a retirada parcial (item 4.5).</w:t>
             </w:r>
           </w:p>
         </w:tc>
@@ -13739,23 +13237,7 @@
                 <w:sz w:val="20"/>
                 <w:szCs w:val="20"/>
               </w:rPr>
-              <w:t xml:space="preserve">Emergência (vermelho) </w:t>
-            </w:r>
-            <w:proofErr w:type="gramStart"/>
-            <w:r>
-              <w:rPr>
-                <w:sz w:val="20"/>
-                <w:szCs w:val="20"/>
-              </w:rPr>
-              <w:t>ou Vence</w:t>
-            </w:r>
-            <w:proofErr w:type="gramEnd"/>
-            <w:r>
-              <w:rPr>
-                <w:sz w:val="20"/>
-                <w:szCs w:val="20"/>
-              </w:rPr>
-              <w:t xml:space="preserve"> em breve (amarelo).</w:t>
+              <w:t>Emergência (vermelho) ou Vence em breve (amarelo).</w:t>
             </w:r>
           </w:p>
         </w:tc>
@@ -14177,23 +13659,7 @@
                 <w:sz w:val="20"/>
                 <w:szCs w:val="20"/>
               </w:rPr>
-              <w:t xml:space="preserve">Entrada (guardou, ou contagem a mais) </w:t>
-            </w:r>
-            <w:proofErr w:type="gramStart"/>
-            <w:r>
-              <w:rPr>
-                <w:sz w:val="20"/>
-                <w:szCs w:val="20"/>
-              </w:rPr>
-              <w:t>ou Saída</w:t>
-            </w:r>
-            <w:proofErr w:type="gramEnd"/>
-            <w:r>
-              <w:rPr>
-                <w:sz w:val="20"/>
-                <w:szCs w:val="20"/>
-              </w:rPr>
-              <w:t xml:space="preserve"> (separou, retirou, ou contagem a menos).</w:t>
+              <w:t>Entrada (guardou, ou contagem a mais) ou Saída (separou, retirou, ou contagem a menos). Transferência (entrada/saída) é o pallet movido de uma posição para outra; a coluna Posição mostra "origem → destino".</w:t>
             </w:r>
           </w:p>
         </w:tc>
@@ -14594,27 +14060,7 @@
                 <w:sz w:val="20"/>
                 <w:szCs w:val="20"/>
               </w:rPr>
-              <w:t xml:space="preserve">saldo do </w:t>
-            </w:r>
-            <w:proofErr w:type="spellStart"/>
-            <w:r>
-              <w:rPr>
-                <w:b/>
-                <w:bCs/>
-                <w:sz w:val="20"/>
-                <w:szCs w:val="20"/>
-              </w:rPr>
-              <w:t>Winthor</w:t>
-            </w:r>
-            <w:proofErr w:type="spellEnd"/>
-            <w:r>
-              <w:rPr>
-                <w:b/>
-                <w:bCs/>
-                <w:sz w:val="20"/>
-                <w:szCs w:val="20"/>
-              </w:rPr>
-              <w:t xml:space="preserve"> é exatamente igual</w:t>
+              <w:t xml:space="preserve">saldo do Winthor é exatamente igual</w:t>
             </w:r>
             <w:r>
               <w:rPr>
@@ -15425,7 +14871,7 @@
               <w:spacing w:after="60"/>
             </w:pPr>
             <w:r>
-              <w:t>A curva usa as saídas registradas no sistema (exceto as revertidas). Sem movimentações, todos os produtos ficam com zero. Ela ganha sentido depois de algum tempo de uso.</w:t>
+              <w:t>A curva usa as saídas registradas no sistema (exceto as revertidas e as transferências do Mover pallet). Sem movimentações, todos os produtos ficam com zero. Ela ganha sentido depois de algum tempo de uso.</w:t>
             </w:r>
           </w:p>
         </w:tc>
@@ -15667,23 +15113,7 @@
                 <w:sz w:val="20"/>
                 <w:szCs w:val="20"/>
               </w:rPr>
-              <w:t xml:space="preserve">Produto(s) com divergência de estoque (físico maior que o saldo do </w:t>
-            </w:r>
-            <w:proofErr w:type="spellStart"/>
-            <w:r>
-              <w:rPr>
-                <w:sz w:val="20"/>
-                <w:szCs w:val="20"/>
-              </w:rPr>
-              <w:t>Winthor</w:t>
-            </w:r>
-            <w:proofErr w:type="spellEnd"/>
-            <w:r>
-              <w:rPr>
-                <w:sz w:val="20"/>
-                <w:szCs w:val="20"/>
-              </w:rPr>
-              <w:t>)</w:t>
+              <w:t xml:space="preserve">Produto(s) com divergência de estoque (físico maior que o saldo do Winthor)</w:t>
             </w:r>
           </w:p>
         </w:tc>
@@ -15754,23 +15184,7 @@
                 <w:sz w:val="20"/>
                 <w:szCs w:val="20"/>
               </w:rPr>
-              <w:t>Posição(</w:t>
-            </w:r>
-            <w:proofErr w:type="spellStart"/>
-            <w:r>
-              <w:rPr>
-                <w:sz w:val="20"/>
-                <w:szCs w:val="20"/>
-              </w:rPr>
-              <w:t>ões</w:t>
-            </w:r>
-            <w:proofErr w:type="spellEnd"/>
-            <w:r>
-              <w:rPr>
-                <w:sz w:val="20"/>
-                <w:szCs w:val="20"/>
-              </w:rPr>
-              <w:t>) bloqueada(s) (marcadas com problema)</w:t>
+              <w:t>Posição(ões) bloqueada(s) (marcadas com problema)</w:t>
             </w:r>
           </w:p>
         </w:tc>
@@ -15897,34 +15311,10 @@
           <w:b/>
           <w:bCs/>
         </w:rPr>
-        <w:t xml:space="preserve">O sistema não altera o </w:t>
-      </w:r>
-      <w:proofErr w:type="spellStart"/>
-      <w:r>
-        <w:rPr>
-          <w:b/>
-          <w:bCs/>
-        </w:rPr>
-        <w:t>Winthor</w:t>
-      </w:r>
-      <w:proofErr w:type="spellEnd"/>
-      <w:r>
-        <w:rPr>
-          <w:b/>
-          <w:bCs/>
-        </w:rPr>
-        <w:t>.</w:t>
-      </w:r>
-      <w:r>
-        <w:t xml:space="preserve"> Depois de movimentar no </w:t>
-      </w:r>
-      <w:proofErr w:type="spellStart"/>
-      <w:r>
-        <w:t>Winthor</w:t>
-      </w:r>
-      <w:proofErr w:type="spellEnd"/>
-      <w:r>
-        <w:t>, importe o arquivo novamente para atualizar o saldo aqui.</w:t>
+        <w:t xml:space="preserve">O sistema não altera o Winthor.</w:t>
+      </w:r>
+      <w:r>
+        <w:t xml:space="preserve"> Depois de movimentar no Winthor, importe o arquivo novamente para atualizar o saldo aqui.</w:t>
       </w:r>
     </w:p>
     <w:p>
@@ -16008,10 +15398,10 @@
           <w:b/>
           <w:bCs/>
         </w:rPr>
-        <w:t>Não existe "mover pallet".</w:t>
-      </w:r>
-      <w:r>
-        <w:t xml:space="preserve"> Troque de posição com uma saída e uma nova entrada (item 4.10).</w:t>
+        <w:t xml:space="preserve">Mover pallet</w:t>
+      </w:r>
+      <w:r>
+        <w:t xml:space="preserve"> leva o pallet inteiro para outra posição livre, mantendo quantidade, lote e validade. Não conta como saída na Curva ABC (item 4.10).</w:t>
       </w:r>
     </w:p>
     <w:p>
@@ -16418,39 +15808,7 @@
                 <w:sz w:val="20"/>
                 <w:szCs w:val="20"/>
               </w:rPr>
-              <w:t xml:space="preserve">"produto </w:t>
-            </w:r>
-            <w:proofErr w:type="spellStart"/>
-            <w:r>
-              <w:rPr>
-                <w:sz w:val="20"/>
-                <w:szCs w:val="20"/>
-              </w:rPr>
-              <w:t>codigo</w:t>
-            </w:r>
-            <w:proofErr w:type="spellEnd"/>
-            <w:r>
-              <w:rPr>
-                <w:sz w:val="20"/>
-                <w:szCs w:val="20"/>
-              </w:rPr>
-              <w:t xml:space="preserve">=… </w:t>
-            </w:r>
-            <w:proofErr w:type="spellStart"/>
-            <w:r>
-              <w:rPr>
-                <w:sz w:val="20"/>
-                <w:szCs w:val="20"/>
-              </w:rPr>
-              <w:t>nao</w:t>
-            </w:r>
-            <w:proofErr w:type="spellEnd"/>
-            <w:r>
-              <w:rPr>
-                <w:sz w:val="20"/>
-                <w:szCs w:val="20"/>
-              </w:rPr>
-              <w:t xml:space="preserve"> cadastrado"</w:t>
+              <w:t xml:space="preserve">"produto codigo=… nao cadastrado"</w:t>
             </w:r>
           </w:p>
         </w:tc>
@@ -16480,23 +15838,7 @@
                 <w:sz w:val="20"/>
                 <w:szCs w:val="20"/>
               </w:rPr>
-              <w:t xml:space="preserve">A linha de saldo </w:t>
-            </w:r>
-            <w:proofErr w:type="spellStart"/>
-            <w:r>
-              <w:rPr>
-                <w:sz w:val="20"/>
-                <w:szCs w:val="20"/>
-              </w:rPr>
-              <w:t>referencia</w:t>
-            </w:r>
-            <w:proofErr w:type="spellEnd"/>
-            <w:r>
-              <w:rPr>
-                <w:sz w:val="20"/>
-                <w:szCs w:val="20"/>
-              </w:rPr>
-              <w:t xml:space="preserve"> um produto que não veio no arquivo.</w:t>
+              <w:t xml:space="preserve">A linha de saldo referencia um produto que não veio no arquivo.</w:t>
             </w:r>
           </w:p>
         </w:tc>
@@ -16627,23 +15969,7 @@
                 <w:sz w:val="20"/>
                 <w:szCs w:val="20"/>
               </w:rPr>
-              <w:t xml:space="preserve">Importe o saldo do </w:t>
-            </w:r>
-            <w:proofErr w:type="spellStart"/>
-            <w:r>
-              <w:rPr>
-                <w:sz w:val="20"/>
-                <w:szCs w:val="20"/>
-              </w:rPr>
-              <w:t>Winthor</w:t>
-            </w:r>
-            <w:proofErr w:type="spellEnd"/>
-            <w:r>
-              <w:rPr>
-                <w:sz w:val="20"/>
-                <w:szCs w:val="20"/>
-              </w:rPr>
-              <w:t xml:space="preserve"> (item 4.1) ou confira o Mapa.</w:t>
+              <w:t xml:space="preserve">Importe o saldo do Winthor (item 4.1) ou confira o Mapa.</w:t>
             </w:r>
           </w:p>
         </w:tc>
@@ -17957,39 +17283,7 @@
                 <w:sz w:val="20"/>
                 <w:szCs w:val="20"/>
               </w:rPr>
-              <w:t xml:space="preserve">Cadastros → Importar </w:t>
-            </w:r>
-            <w:proofErr w:type="spellStart"/>
-            <w:r>
-              <w:rPr>
-                <w:sz w:val="20"/>
-                <w:szCs w:val="20"/>
-              </w:rPr>
-              <w:t>Winthor</w:t>
-            </w:r>
-            <w:proofErr w:type="spellEnd"/>
-            <w:r>
-              <w:rPr>
-                <w:sz w:val="20"/>
-                <w:szCs w:val="20"/>
-              </w:rPr>
-              <w:t xml:space="preserve">: importar o arquivo do </w:t>
-            </w:r>
-            <w:proofErr w:type="spellStart"/>
-            <w:r>
-              <w:rPr>
-                <w:sz w:val="20"/>
-                <w:szCs w:val="20"/>
-              </w:rPr>
-              <w:t>Winthor</w:t>
-            </w:r>
-            <w:proofErr w:type="spellEnd"/>
-            <w:r>
-              <w:rPr>
-                <w:sz w:val="20"/>
-                <w:szCs w:val="20"/>
-              </w:rPr>
-              <w:t>.</w:t>
+              <w:t xml:space="preserve">Cadastros → Importar Winthor: importar o arquivo do Winthor.</w:t>
             </w:r>
           </w:p>
         </w:tc>
@@ -20081,15 +19375,7 @@
                 <w:sz w:val="20"/>
                 <w:szCs w:val="20"/>
               </w:rPr>
-              <w:t xml:space="preserve">Dashboard e Curva ABC, </w:t>
-            </w:r>
-            <w:proofErr w:type="gramStart"/>
-            <w:r>
-              <w:rPr>
-                <w:sz w:val="20"/>
-                <w:szCs w:val="20"/>
-              </w:rPr>
-              <w:t xml:space="preserve">depois </w:t>
+              <w:t xml:space="preserve">Dashboard e Curva ABC, depois </w:t>
             </w:r>
             <w:r>
               <w:rPr>
@@ -20098,9 +19384,148 @@
                 <w:sz w:val="20"/>
                 <w:szCs w:val="20"/>
               </w:rPr>
-              <w:t>Exportar</w:t>
-            </w:r>
-            <w:proofErr w:type="gramEnd"/>
+              <w:t>Exportar CSV</w:t>
+            </w:r>
+            <w:r>
+              <w:rPr>
+                <w:sz w:val="20"/>
+                <w:szCs w:val="20"/>
+              </w:rPr>
+              <w:t>.</w:t>
+            </w:r>
+          </w:p>
+        </w:tc>
+        <w:tc>
+          <w:tcPr>
+            <w:tcW w:w="4638" w:type="dxa"/>
+            <w:tcBorders>
+              <w:top w:val="single" w:sz="4" w:space="0" w:color="CBD5E1"/>
+              <w:left w:val="single" w:sz="4" w:space="0" w:color="CBD5E1"/>
+              <w:bottom w:val="single" w:sz="4" w:space="0" w:color="CBD5E1"/>
+              <w:right w:val="single" w:sz="4" w:space="0" w:color="CBD5E1"/>
+            </w:tcBorders>
+            <w:tcMar>
+              <w:top w:w="70" w:type="dxa"/>
+              <w:left w:w="110" w:type="dxa"/>
+              <w:bottom w:w="70" w:type="dxa"/>
+              <w:right w:w="110" w:type="dxa"/>
+            </w:tcMar>
+            <w:vAlign w:val="center"/>
+          </w:tcPr>
+          <w:p>
+            <w:pPr>
+              <w:spacing w:after="20"/>
+            </w:pPr>
+            <w:r>
+              <w:rPr>
+                <w:sz w:val="20"/>
+                <w:szCs w:val="20"/>
+              </w:rPr>
+              <w:t>Números refletem as movimentações feitas; o arquivo abre no Excel com acentos corretos.</w:t>
+            </w:r>
+          </w:p>
+        </w:tc>
+        <w:tc>
+          <w:tcPr>
+            <w:tcW w:w="800" w:type="dxa"/>
+            <w:tcBorders>
+              <w:top w:val="single" w:sz="4" w:space="0" w:color="CBD5E1"/>
+              <w:left w:val="single" w:sz="4" w:space="0" w:color="CBD5E1"/>
+              <w:bottom w:val="single" w:sz="4" w:space="0" w:color="CBD5E1"/>
+              <w:right w:val="single" w:sz="4" w:space="0" w:color="CBD5E1"/>
+            </w:tcBorders>
+            <w:tcMar>
+              <w:top w:w="70" w:type="dxa"/>
+              <w:left w:w="110" w:type="dxa"/>
+              <w:bottom w:w="70" w:type="dxa"/>
+              <w:right w:w="110" w:type="dxa"/>
+            </w:tcMar>
+            <w:vAlign w:val="center"/>
+          </w:tcPr>
+          <w:p>
+            <w:pPr>
+              <w:spacing w:after="20"/>
+              <w:jc w:val="center"/>
+            </w:pPr>
+            <w:r>
+              <w:rPr>
+                <w:sz w:val="20"/>
+                <w:szCs w:val="20"/>
+              </w:rPr>
+              <w:t>☐</w:t>
+            </w:r>
+          </w:p>
+        </w:tc>
+      </w:tr>
+      <w:tr>
+        <w:tblPrEx>
+          <w:tblCellMar>
+            <w:top w:w="0" w:type="dxa"/>
+            <w:bottom w:w="0" w:type="dxa"/>
+          </w:tblCellMar>
+        </w:tblPrEx>
+        <w:trPr>
+          <w:cantSplit/>
+        </w:trPr>
+        <w:tc>
+          <w:tcPr>
+            <w:tcW w:w="500" w:type="dxa"/>
+            <w:tcBorders>
+              <w:top w:val="single" w:sz="4" w:space="0" w:color="CBD5E1"/>
+              <w:left w:val="single" w:sz="4" w:space="0" w:color="CBD5E1"/>
+              <w:bottom w:val="single" w:sz="4" w:space="0" w:color="CBD5E1"/>
+              <w:right w:val="single" w:sz="4" w:space="0" w:color="CBD5E1"/>
+            </w:tcBorders>
+            <w:tcMar>
+              <w:top w:w="70" w:type="dxa"/>
+              <w:left w:w="110" w:type="dxa"/>
+              <w:bottom w:w="70" w:type="dxa"/>
+              <w:right w:w="110" w:type="dxa"/>
+            </w:tcMar>
+            <w:vAlign w:val="center"/>
+          </w:tcPr>
+          <w:p>
+            <w:pPr>
+              <w:spacing w:after="20"/>
+              <w:jc w:val="center"/>
+            </w:pPr>
+            <w:r>
+              <w:rPr>
+                <w:sz w:val="20"/>
+                <w:szCs w:val="20"/>
+              </w:rPr>
+              <w:t xml:space="preserve">18</w:t>
+            </w:r>
+          </w:p>
+        </w:tc>
+        <w:tc>
+          <w:tcPr>
+            <w:tcW w:w="3700" w:type="dxa"/>
+            <w:tcBorders>
+              <w:top w:val="single" w:sz="4" w:space="0" w:color="CBD5E1"/>
+              <w:left w:val="single" w:sz="4" w:space="0" w:color="CBD5E1"/>
+              <w:bottom w:val="single" w:sz="4" w:space="0" w:color="CBD5E1"/>
+              <w:right w:val="single" w:sz="4" w:space="0" w:color="CBD5E1"/>
+            </w:tcBorders>
+            <w:tcMar>
+              <w:top w:w="70" w:type="dxa"/>
+              <w:left w:w="110" w:type="dxa"/>
+              <w:bottom w:w="70" w:type="dxa"/>
+              <w:right w:w="110" w:type="dxa"/>
+            </w:tcMar>
+            <w:vAlign w:val="center"/>
+          </w:tcPr>
+          <w:p>
+            <w:pPr>
+              <w:spacing w:after="20"/>
+            </w:pPr>
+            <w:r>
+              <w:rPr>
+                <w:sz w:val="20"/>
+                <w:szCs w:val="20"/>
+              </w:rPr>
+              <w:t xml:space="preserve">Mover um pallet: no mapa, clique na posição → </w:t>
+            </w:r>
             <w:r>
               <w:rPr>
                 <w:b/>
@@ -20108,14 +19533,30 @@
                 <w:sz w:val="20"/>
                 <w:szCs w:val="20"/>
               </w:rPr>
-              <w:t xml:space="preserve"> CSV</w:t>
-            </w:r>
-            <w:r>
-              <w:rPr>
-                <w:sz w:val="20"/>
-                <w:szCs w:val="20"/>
-              </w:rPr>
-              <w:t>.</w:t>
+              <w:t xml:space="preserve">Mover pallet para outra posição</w:t>
+            </w:r>
+            <w:r>
+              <w:rPr>
+                <w:sz w:val="20"/>
+                <w:szCs w:val="20"/>
+              </w:rPr>
+              <w:t xml:space="preserve"> → escolha uma posição livre → </w:t>
+            </w:r>
+            <w:r>
+              <w:rPr>
+                <w:b/>
+                <w:bCs/>
+                <w:sz w:val="20"/>
+                <w:szCs w:val="20"/>
+              </w:rPr>
+              <w:t xml:space="preserve">Confirmar movimentação</w:t>
+            </w:r>
+            <w:r>
+              <w:rPr>
+                <w:sz w:val="20"/>
+                <w:szCs w:val="20"/>
+              </w:rPr>
+              <w:t xml:space="preserve">.</w:t>
             </w:r>
           </w:p>
         </w:tc>
@@ -20145,7 +19586,7 @@
                 <w:sz w:val="20"/>
                 <w:szCs w:val="20"/>
               </w:rPr>
-              <w:t>Números refletem as movimentações feitas; o arquivo abre no Excel com acentos corretos.</w:t>
+              <w:t xml:space="preserve">Janela de confirmação com De/Para; posição antiga fica livre e a nova ocupada com a mesma quantidade, lote e validade. Histórico mostra Transferência (saída) e (entrada) e a Curva ABC não muda.</w:t>
             </w:r>
           </w:p>
         </w:tc>
@@ -20176,7 +19617,7 @@
                 <w:sz w:val="20"/>
                 <w:szCs w:val="20"/>
               </w:rPr>
-              <w:t>☐</w:t>
+              <w:t xml:space="preserve">☐</w:t>
             </w:r>
           </w:p>
         </w:tc>
@@ -20280,17 +19721,8 @@
           <w:b/>
           <w:bCs/>
         </w:rPr>
-        <w:t xml:space="preserve">Print </w:t>
-      </w:r>
-      <w:proofErr w:type="spellStart"/>
-      <w:r>
-        <w:rPr>
-          <w:b/>
-          <w:bCs/>
-        </w:rPr>
-        <w:t>Screen</w:t>
-      </w:r>
-      <w:proofErr w:type="spellEnd"/>
+        <w:t xml:space="preserve">Print Screen</w:t>
+      </w:r>
       <w:r>
         <w:t>).</w:t>
       </w:r>
@@ -20574,23 +20006,7 @@
                 <w:sz w:val="20"/>
                 <w:szCs w:val="20"/>
               </w:rPr>
-              <w:t xml:space="preserve">Percentual de produtos em que o saldo do </w:t>
-            </w:r>
-            <w:proofErr w:type="spellStart"/>
-            <w:r>
-              <w:rPr>
-                <w:sz w:val="20"/>
-                <w:szCs w:val="20"/>
-              </w:rPr>
-              <w:t>Winthor</w:t>
-            </w:r>
-            <w:proofErr w:type="spellEnd"/>
-            <w:r>
-              <w:rPr>
-                <w:sz w:val="20"/>
-                <w:szCs w:val="20"/>
-              </w:rPr>
-              <w:t xml:space="preserve"> bate com o que está guardado no mapa.</w:t>
+              <w:t xml:space="preserve">Percentual de produtos em que o saldo do Winthor bate com o que está guardado no mapa.</w:t>
             </w:r>
           </w:p>
         </w:tc>
@@ -21087,23 +20503,7 @@
                 <w:sz w:val="20"/>
                 <w:szCs w:val="20"/>
               </w:rPr>
-              <w:t xml:space="preserve">Rotina do </w:t>
-            </w:r>
-            <w:proofErr w:type="spellStart"/>
-            <w:r>
-              <w:rPr>
-                <w:sz w:val="20"/>
-                <w:szCs w:val="20"/>
-              </w:rPr>
-              <w:t>Winthor</w:t>
-            </w:r>
-            <w:proofErr w:type="spellEnd"/>
-            <w:r>
-              <w:rPr>
-                <w:sz w:val="20"/>
-                <w:szCs w:val="20"/>
-              </w:rPr>
-              <w:t xml:space="preserve"> usada para gerar o arquivo importado por este sistema.</w:t>
+              <w:t xml:space="preserve">Rotina do Winthor usada para gerar o arquivo importado por este sistema.</w:t>
             </w:r>
           </w:p>
         </w:tc>
@@ -21245,23 +20645,7 @@
                 <w:sz w:val="20"/>
                 <w:szCs w:val="20"/>
               </w:rPr>
-              <w:t xml:space="preserve">Unidade da empresa a que o saldo se refere no </w:t>
-            </w:r>
-            <w:proofErr w:type="spellStart"/>
-            <w:r>
-              <w:rPr>
-                <w:sz w:val="20"/>
-                <w:szCs w:val="20"/>
-              </w:rPr>
-              <w:t>Winthor</w:t>
-            </w:r>
-            <w:proofErr w:type="spellEnd"/>
-            <w:r>
-              <w:rPr>
-                <w:sz w:val="20"/>
-                <w:szCs w:val="20"/>
-              </w:rPr>
-              <w:t>.</w:t>
+              <w:t xml:space="preserve">Unidade da empresa a que o saldo se refere no Winthor.</w:t>
             </w:r>
           </w:p>
         </w:tc>
@@ -21545,23 +20929,7 @@
                 <w:sz w:val="20"/>
                 <w:szCs w:val="20"/>
               </w:rPr>
-              <w:t xml:space="preserve">Saldo do </w:t>
-            </w:r>
-            <w:proofErr w:type="spellStart"/>
-            <w:r>
-              <w:rPr>
-                <w:sz w:val="20"/>
-                <w:szCs w:val="20"/>
-              </w:rPr>
-              <w:t>Winthor</w:t>
-            </w:r>
-            <w:proofErr w:type="spellEnd"/>
-            <w:r>
-              <w:rPr>
-                <w:sz w:val="20"/>
-                <w:szCs w:val="20"/>
-              </w:rPr>
-              <w:t xml:space="preserve"> que ainda não foi guardado em posição.</w:t>
+              <w:t xml:space="preserve">Saldo do Winthor que ainda não foi guardado em posição.</w:t>
             </w:r>
           </w:p>
         </w:tc>
@@ -21703,23 +21071,7 @@
                 <w:sz w:val="20"/>
                 <w:szCs w:val="20"/>
               </w:rPr>
-              <w:t xml:space="preserve">Quantidade que o </w:t>
-            </w:r>
-            <w:proofErr w:type="spellStart"/>
-            <w:r>
-              <w:rPr>
-                <w:sz w:val="20"/>
-                <w:szCs w:val="20"/>
-              </w:rPr>
-              <w:t>Winthor</w:t>
-            </w:r>
-            <w:proofErr w:type="spellEnd"/>
-            <w:r>
-              <w:rPr>
-                <w:sz w:val="20"/>
-                <w:szCs w:val="20"/>
-              </w:rPr>
-              <w:t xml:space="preserve"> informa existir.</w:t>
+              <w:t xml:space="preserve">Quantidade que o Winthor informa existir.</w:t>
             </w:r>
           </w:p>
         </w:tc>
@@ -22110,7 +21462,6 @@
             <w:pPr>
               <w:spacing w:after="20"/>
             </w:pPr>
-            <w:proofErr w:type="spellStart"/>
             <w:r>
               <w:rPr>
                 <w:sz w:val="20"/>
@@ -22118,7 +21469,6 @@
               </w:rPr>
               <w:t>Winthor</w:t>
             </w:r>
-            <w:proofErr w:type="spellEnd"/>
           </w:p>
         </w:tc>
         <w:tc>
@@ -22161,13 +21511,8 @@
       </w:pPr>
       <w:r>
         <w:lastRenderedPageBreak/>
-        <w:t xml:space="preserve">Anexo A: arquivo de exemplo do </w:t>
-      </w:r>
-      <w:proofErr w:type="spellStart"/>
-      <w:r>
-        <w:t>Winthor</w:t>
-      </w:r>
-      <w:proofErr w:type="spellEnd"/>
+        <w:t xml:space="preserve">Anexo A: arquivo de exemplo do Winthor</w:t>
+      </w:r>
     </w:p>
     <w:p>
       <w:r>
@@ -22198,7 +21543,6 @@
       <w:pPr>
         <w:spacing w:after="100"/>
       </w:pPr>
-      <w:proofErr w:type="gramStart"/>
       <w:r>
         <w:rPr>
           <w:rFonts w:ascii="Consolas" w:eastAsia="Consolas" w:hAnsi="Consolas" w:cs="Consolas"/>
@@ -22206,69 +21550,8 @@
           <w:sz w:val="20"/>
           <w:szCs w:val="20"/>
         </w:rPr>
-        <w:t>codigo;nome</w:t>
-      </w:r>
-      <w:proofErr w:type="gramEnd"/>
-      <w:r>
-        <w:rPr>
-          <w:rFonts w:ascii="Consolas" w:eastAsia="Consolas" w:hAnsi="Consolas" w:cs="Consolas"/>
-          <w:color w:val="C2410C"/>
-          <w:sz w:val="20"/>
-          <w:szCs w:val="20"/>
-        </w:rPr>
-        <w:t>;codigo_</w:t>
-      </w:r>
-      <w:proofErr w:type="gramStart"/>
-      <w:r>
-        <w:rPr>
-          <w:rFonts w:ascii="Consolas" w:eastAsia="Consolas" w:hAnsi="Consolas" w:cs="Consolas"/>
-          <w:color w:val="C2410C"/>
-          <w:sz w:val="20"/>
-          <w:szCs w:val="20"/>
-        </w:rPr>
-        <w:t>barras;unidades</w:t>
-      </w:r>
-      <w:proofErr w:type="gramEnd"/>
-      <w:r>
-        <w:rPr>
-          <w:rFonts w:ascii="Consolas" w:eastAsia="Consolas" w:hAnsi="Consolas" w:cs="Consolas"/>
-          <w:color w:val="C2410C"/>
-          <w:sz w:val="20"/>
-          <w:szCs w:val="20"/>
-        </w:rPr>
-        <w:t>_por_</w:t>
-      </w:r>
-      <w:proofErr w:type="gramStart"/>
-      <w:r>
-        <w:rPr>
-          <w:rFonts w:ascii="Consolas" w:eastAsia="Consolas" w:hAnsi="Consolas" w:cs="Consolas"/>
-          <w:color w:val="C2410C"/>
-          <w:sz w:val="20"/>
-          <w:szCs w:val="20"/>
-        </w:rPr>
-        <w:t>caixa;filial</w:t>
-      </w:r>
-      <w:proofErr w:type="gramEnd"/>
-      <w:r>
-        <w:rPr>
-          <w:rFonts w:ascii="Consolas" w:eastAsia="Consolas" w:hAnsi="Consolas" w:cs="Consolas"/>
-          <w:color w:val="C2410C"/>
-          <w:sz w:val="20"/>
-          <w:szCs w:val="20"/>
-        </w:rPr>
-        <w:t>;</w:t>
-      </w:r>
-      <w:proofErr w:type="gramStart"/>
-      <w:r>
-        <w:rPr>
-          <w:rFonts w:ascii="Consolas" w:eastAsia="Consolas" w:hAnsi="Consolas" w:cs="Consolas"/>
-          <w:color w:val="C2410C"/>
-          <w:sz w:val="20"/>
-          <w:szCs w:val="20"/>
-        </w:rPr>
-        <w:t>codigo;saldo</w:t>
-      </w:r>
-      <w:proofErr w:type="gramEnd"/>
+        <w:t>codigo;nome;codigo_barras;unidades_por_caixa;filial;codigo;saldo</w:t>
+      </w:r>
     </w:p>
     <w:p>
       <w:r>
@@ -22281,23 +21564,13 @@
         <w:spacing w:after="20"/>
         <w:ind w:left="120" w:right="120"/>
       </w:pPr>
-      <w:proofErr w:type="gramStart"/>
       <w:r>
         <w:rPr>
           <w:rFonts w:ascii="Consolas" w:eastAsia="Consolas" w:hAnsi="Consolas" w:cs="Consolas"/>
           <w:sz w:val="20"/>
           <w:szCs w:val="20"/>
         </w:rPr>
-        <w:t>1001;ARROZ</w:t>
-      </w:r>
-      <w:proofErr w:type="gramEnd"/>
-      <w:r>
-        <w:rPr>
-          <w:rFonts w:ascii="Consolas" w:eastAsia="Consolas" w:hAnsi="Consolas" w:cs="Consolas"/>
-          <w:sz w:val="20"/>
-          <w:szCs w:val="20"/>
-        </w:rPr>
-        <w:t xml:space="preserve"> TIPO 1 5KG;7891234560011;6;1;1001;120</w:t>
+        <w:t>1001;ARROZ TIPO 1 5KG;7891234560011;6;1;1001;120</w:t>
       </w:r>
     </w:p>
     <w:p>
@@ -22306,23 +21579,13 @@
         <w:spacing w:after="20"/>
         <w:ind w:left="120" w:right="120"/>
       </w:pPr>
-      <w:proofErr w:type="gramStart"/>
       <w:r>
         <w:rPr>
           <w:rFonts w:ascii="Consolas" w:eastAsia="Consolas" w:hAnsi="Consolas" w:cs="Consolas"/>
           <w:sz w:val="20"/>
           <w:szCs w:val="20"/>
         </w:rPr>
-        <w:t>1002;FEIJAO</w:t>
-      </w:r>
-      <w:proofErr w:type="gramEnd"/>
-      <w:r>
-        <w:rPr>
-          <w:rFonts w:ascii="Consolas" w:eastAsia="Consolas" w:hAnsi="Consolas" w:cs="Consolas"/>
-          <w:sz w:val="20"/>
-          <w:szCs w:val="20"/>
-        </w:rPr>
-        <w:t xml:space="preserve"> CARIOCA 1KG;7891234560028;10;1;1002;300</w:t>
+        <w:t>1002;FEIJAO CARIOCA 1KG;7891234560028;10;1;1002;300</w:t>
       </w:r>
     </w:p>
     <w:p>
@@ -22331,41 +21594,13 @@
         <w:spacing w:after="20"/>
         <w:ind w:left="120" w:right="120"/>
       </w:pPr>
-      <w:proofErr w:type="gramStart"/>
       <w:r>
         <w:rPr>
           <w:rFonts w:ascii="Consolas" w:eastAsia="Consolas" w:hAnsi="Consolas" w:cs="Consolas"/>
           <w:sz w:val="20"/>
           <w:szCs w:val="20"/>
         </w:rPr>
-        <w:t>1003;OLEO</w:t>
-      </w:r>
-      <w:proofErr w:type="gramEnd"/>
-      <w:r>
-        <w:rPr>
-          <w:rFonts w:ascii="Consolas" w:eastAsia="Consolas" w:hAnsi="Consolas" w:cs="Consolas"/>
-          <w:sz w:val="20"/>
-          <w:szCs w:val="20"/>
-        </w:rPr>
-        <w:t xml:space="preserve"> DE SOJA 900</w:t>
-      </w:r>
-      <w:proofErr w:type="gramStart"/>
-      <w:r>
-        <w:rPr>
-          <w:rFonts w:ascii="Consolas" w:eastAsia="Consolas" w:hAnsi="Consolas" w:cs="Consolas"/>
-          <w:sz w:val="20"/>
-          <w:szCs w:val="20"/>
-        </w:rPr>
-        <w:t>ML;7891234560035;;</w:t>
-      </w:r>
-      <w:proofErr w:type="gramEnd"/>
-      <w:r>
-        <w:rPr>
-          <w:rFonts w:ascii="Consolas" w:eastAsia="Consolas" w:hAnsi="Consolas" w:cs="Consolas"/>
-          <w:sz w:val="20"/>
-          <w:szCs w:val="20"/>
-        </w:rPr>
-        <w:t>1;1003;48</w:t>
+        <w:t>1003;OLEO DE SOJA 900ML;7891234560035;;1;1003;48</w:t>
       </w:r>
     </w:p>
     <w:p>
@@ -22374,34 +21609,14 @@
         <w:spacing w:after="20"/>
         <w:ind w:left="120" w:right="120"/>
       </w:pPr>
-      <w:proofErr w:type="gramStart"/>
       <w:r>
         <w:rPr>
           <w:rFonts w:ascii="Consolas" w:eastAsia="Consolas" w:hAnsi="Consolas" w:cs="Consolas"/>
           <w:sz w:val="20"/>
           <w:szCs w:val="20"/>
         </w:rPr>
-        <w:t>1004;PRODUTO</w:t>
-      </w:r>
-      <w:proofErr w:type="gramEnd"/>
-      <w:r>
-        <w:rPr>
-          <w:rFonts w:ascii="Consolas" w:eastAsia="Consolas" w:hAnsi="Consolas" w:cs="Consolas"/>
-          <w:sz w:val="20"/>
-          <w:szCs w:val="20"/>
-        </w:rPr>
-        <w:t xml:space="preserve"> SEM SALDO;</w:t>
-      </w:r>
-      <w:proofErr w:type="gramStart"/>
-      <w:r>
-        <w:rPr>
-          <w:rFonts w:ascii="Consolas" w:eastAsia="Consolas" w:hAnsi="Consolas" w:cs="Consolas"/>
-          <w:sz w:val="20"/>
-          <w:szCs w:val="20"/>
-        </w:rPr>
-        <w:t>7891234560042;12;;;</w:t>
-      </w:r>
-      <w:proofErr w:type="gramEnd"/>
+        <w:t>1004;PRODUTO SEM SALDO;7891234560042;12;;;</w:t>
+      </w:r>
     </w:p>
     <w:p/>
     <w:tbl>
